--- a/mydb-go.docx
+++ b/mydb-go.docx
@@ -8,49 +8,19 @@
           <w:lang w:val="en-US"/>
         </w:rPr>
       </w:pPr>
-      <w:proofErr w:type="gramStart"/>
-      <w:r>
-        <w:rPr>
-          <w:lang w:val="en-US"/>
-        </w:rPr>
-        <w:t>First</w:t>
-      </w:r>
-      <w:proofErr w:type="gramEnd"/>
-      <w:r>
-        <w:rPr>
-          <w:lang w:val="en-US"/>
-        </w:rPr>
-        <w:t xml:space="preserve"> we have started </w:t>
-      </w:r>
-      <w:proofErr w:type="spellStart"/>
-      <w:r>
-        <w:rPr>
-          <w:lang w:val="en-US"/>
-        </w:rPr>
-        <w:t>with out</w:t>
-      </w:r>
-      <w:proofErr w:type="spellEnd"/>
-      <w:r>
-        <w:rPr>
-          <w:lang w:val="en-US"/>
-        </w:rPr>
-        <w:t xml:space="preserve"> pages </w:t>
-      </w:r>
-      <w:r>
-        <w:rPr>
-          <w:lang w:val="en-US"/>
-        </w:rPr>
-        <w:br/>
-        <w:t xml:space="preserve">basically our database ultimately stores bytes on </w:t>
-      </w:r>
-      <w:proofErr w:type="gramStart"/>
-      <w:r>
-        <w:rPr>
-          <w:lang w:val="en-US"/>
-        </w:rPr>
-        <w:t>disc ,</w:t>
-      </w:r>
-      <w:proofErr w:type="gramEnd"/>
+      <w:r>
+        <w:rPr>
+          <w:lang w:val="en-US"/>
+        </w:rPr>
+        <w:t xml:space="preserve">First we have started with out pages </w:t>
+      </w:r>
+      <w:r>
+        <w:rPr>
+          <w:lang w:val="en-US"/>
+        </w:rPr>
+        <w:br/>
+        <w:t>basically our database ultimately stores bytes on disc ,</w:t>
+      </w:r>
       <w:r>
         <w:rPr>
           <w:lang w:val="en-US"/>
@@ -79,65 +49,19 @@
           <w:lang w:val="en-US"/>
         </w:rPr>
       </w:pPr>
-      <w:proofErr w:type="spellStart"/>
-      <w:proofErr w:type="gramStart"/>
-      <w:r>
-        <w:rPr>
-          <w:lang w:val="en-US"/>
-        </w:rPr>
-        <w:t>Page.go</w:t>
-      </w:r>
-      <w:proofErr w:type="spellEnd"/>
-      <w:r>
-        <w:rPr>
-          <w:lang w:val="en-US"/>
-        </w:rPr>
-        <w:t xml:space="preserve"> :</w:t>
-      </w:r>
-      <w:proofErr w:type="gramEnd"/>
-      <w:r>
-        <w:rPr>
-          <w:lang w:val="en-US"/>
-        </w:rPr>
-        <w:br/>
-        <w:t xml:space="preserve">we are </w:t>
-      </w:r>
-      <w:proofErr w:type="spellStart"/>
-      <w:r>
-        <w:rPr>
-          <w:lang w:val="en-US"/>
-        </w:rPr>
-        <w:t>defing</w:t>
-      </w:r>
-      <w:proofErr w:type="spellEnd"/>
-      <w:r>
-        <w:rPr>
-          <w:lang w:val="en-US"/>
-        </w:rPr>
-        <w:t xml:space="preserve"> how a page is </w:t>
-      </w:r>
-      <w:proofErr w:type="gramStart"/>
-      <w:r>
-        <w:rPr>
-          <w:lang w:val="en-US"/>
-        </w:rPr>
-        <w:t>structured ,</w:t>
-      </w:r>
-      <w:proofErr w:type="gramEnd"/>
-      <w:r>
-        <w:rPr>
-          <w:lang w:val="en-US"/>
-        </w:rPr>
-        <w:t xml:space="preserve"> basically the size of each </w:t>
-      </w:r>
-      <w:proofErr w:type="gramStart"/>
-      <w:r>
-        <w:rPr>
-          <w:lang w:val="en-US"/>
-        </w:rPr>
-        <w:t>page ,</w:t>
-      </w:r>
-      <w:proofErr w:type="gramEnd"/>
+      <w:r>
+        <w:rPr>
+          <w:lang w:val="en-US"/>
+        </w:rPr>
+        <w:t>Page.go :</w:t>
+      </w:r>
+      <w:r>
+        <w:rPr>
+          <w:lang w:val="en-US"/>
+        </w:rPr>
+        <w:br/>
+        <w:t>we are defing how a page is structured , basically the size of each page ,</w:t>
+      </w:r>
       <w:r>
         <w:rPr>
           <w:lang w:val="en-US"/>
@@ -157,67 +81,7 @@
           <w:lang w:val="en-US"/>
         </w:rPr>
         <w:br/>
-        <w:t xml:space="preserve">- currently using </w:t>
-      </w:r>
-      <w:proofErr w:type="spellStart"/>
-      <w:proofErr w:type="gramStart"/>
-      <w:r>
-        <w:rPr>
-          <w:lang w:val="en-US"/>
-        </w:rPr>
-        <w:t>page.go</w:t>
-      </w:r>
-      <w:proofErr w:type="spellEnd"/>
-      <w:proofErr w:type="gramEnd"/>
-      <w:r>
-        <w:rPr>
-          <w:lang w:val="en-US"/>
-        </w:rPr>
-        <w:t xml:space="preserve"> our page only exists in RAM using </w:t>
-      </w:r>
-      <w:proofErr w:type="spellStart"/>
-      <w:proofErr w:type="gramStart"/>
-      <w:r>
-        <w:rPr>
-          <w:lang w:val="en-US"/>
-        </w:rPr>
-        <w:t>pager.go</w:t>
-      </w:r>
-      <w:proofErr w:type="spellEnd"/>
-      <w:proofErr w:type="gramEnd"/>
-      <w:r>
-        <w:rPr>
-          <w:lang w:val="en-US"/>
-        </w:rPr>
-        <w:t xml:space="preserve"> we will </w:t>
-      </w:r>
-      <w:proofErr w:type="spellStart"/>
-      <w:r>
-        <w:rPr>
-          <w:lang w:val="en-US"/>
-        </w:rPr>
-        <w:t>maek</w:t>
-      </w:r>
-      <w:proofErr w:type="spellEnd"/>
-      <w:r>
-        <w:rPr>
-          <w:lang w:val="en-US"/>
-        </w:rPr>
-        <w:t xml:space="preserve"> it </w:t>
-      </w:r>
-      <w:proofErr w:type="gramStart"/>
-      <w:r>
-        <w:rPr>
-          <w:lang w:val="en-US"/>
-        </w:rPr>
-        <w:t>persistent(</w:t>
-      </w:r>
-      <w:proofErr w:type="gramEnd"/>
-      <w:r>
-        <w:rPr>
-          <w:lang w:val="en-US"/>
-        </w:rPr>
-        <w:t>get stored in disc).</w:t>
+        <w:t>- currently using page.go our page only exists in RAM using pager.go we will maek it persistent(get stored in disc).</w:t>
       </w:r>
       <w:r>
         <w:rPr>
@@ -279,66 +143,30 @@
           <w:lang w:val="en-US"/>
         </w:rPr>
       </w:pPr>
-      <w:proofErr w:type="spellStart"/>
-      <w:r>
-        <w:rPr>
-          <w:lang w:val="en-US"/>
-        </w:rPr>
-        <w:t>Pager.go</w:t>
-      </w:r>
-      <w:proofErr w:type="spellEnd"/>
-      <w:r>
-        <w:rPr>
-          <w:lang w:val="en-US"/>
-        </w:rPr>
-        <w:t>:</w:t>
-      </w:r>
-      <w:r>
-        <w:rPr>
-          <w:lang w:val="en-US"/>
-        </w:rPr>
-        <w:br/>
-      </w:r>
-      <w:r>
-        <w:rPr>
-          <w:lang w:val="en-US"/>
-        </w:rPr>
-        <w:t xml:space="preserve">pager struct </w:t>
-      </w:r>
-      <w:proofErr w:type="gramStart"/>
-      <w:r>
-        <w:rPr>
-          <w:lang w:val="en-US"/>
-        </w:rPr>
-        <w:t>-  the</w:t>
-      </w:r>
-      <w:proofErr w:type="gramEnd"/>
-      <w:r>
-        <w:rPr>
-          <w:lang w:val="en-US"/>
-        </w:rPr>
-        <w:t xml:space="preserve"> pager conceptually owns the database</w:t>
-      </w:r>
-      <w:r>
-        <w:rPr>
-          <w:lang w:val="en-US"/>
-        </w:rPr>
-        <w:br/>
-        <w:t xml:space="preserve">new pager function – it opens the database file and creates one if it </w:t>
-      </w:r>
-      <w:proofErr w:type="spellStart"/>
-      <w:r>
-        <w:rPr>
-          <w:lang w:val="en-US"/>
-        </w:rPr>
-        <w:t>dosent</w:t>
-      </w:r>
-      <w:proofErr w:type="spellEnd"/>
-      <w:r>
-        <w:rPr>
-          <w:lang w:val="en-US"/>
-        </w:rPr>
-        <w:t xml:space="preserve"> already exists </w:t>
+      <w:r>
+        <w:rPr>
+          <w:lang w:val="en-US"/>
+        </w:rPr>
+        <w:t>Pager.go:</w:t>
+      </w:r>
+      <w:r>
+        <w:rPr>
+          <w:lang w:val="en-US"/>
+        </w:rPr>
+        <w:br/>
+      </w:r>
+      <w:r>
+        <w:rPr>
+          <w:lang w:val="en-US"/>
+        </w:rPr>
+        <w:t>pager struct -  the pager conceptually owns the database</w:t>
+      </w:r>
+      <w:r>
+        <w:rPr>
+          <w:lang w:val="en-US"/>
+        </w:rPr>
+        <w:br/>
+        <w:t xml:space="preserve">new pager function – it opens the database file and creates one if it dosent already exists </w:t>
       </w:r>
       <w:r>
         <w:rPr>
@@ -366,206 +194,67 @@
           <w:lang w:val="en-US"/>
         </w:rPr>
         <w:br/>
-      </w:r>
-      <w:proofErr w:type="spellStart"/>
-      <w:r>
-        <w:rPr>
-          <w:lang w:val="en-US"/>
-        </w:rPr>
-        <w:t>numpage</w:t>
-      </w:r>
-      <w:proofErr w:type="spellEnd"/>
-      <w:r>
-        <w:rPr>
-          <w:lang w:val="en-US"/>
-        </w:rPr>
-        <w:t xml:space="preserve"> function – tells us how many pages have been created so that we insert our page after the already created pages.</w:t>
-      </w:r>
-      <w:r>
-        <w:rPr>
-          <w:lang w:val="en-US"/>
-        </w:rPr>
-        <w:br/>
-      </w:r>
-    </w:p>
-    <w:p>
-      <w:pPr>
-        <w:rPr>
-          <w:lang w:val="en-US"/>
-        </w:rPr>
-      </w:pPr>
-    </w:p>
-    <w:p>
-      <w:pPr>
-        <w:rPr>
-          <w:lang w:val="en-US"/>
-        </w:rPr>
-      </w:pPr>
-    </w:p>
-    <w:p>
-      <w:pPr>
-        <w:rPr>
-          <w:lang w:val="en-US"/>
-        </w:rPr>
-      </w:pPr>
-      <w:proofErr w:type="gramStart"/>
-      <w:r>
-        <w:rPr>
-          <w:lang w:val="en-US"/>
-        </w:rPr>
-        <w:t>Note :</w:t>
-      </w:r>
-      <w:proofErr w:type="gramEnd"/>
-      <w:r>
-        <w:rPr>
-          <w:lang w:val="en-US"/>
-        </w:rPr>
-        <w:t xml:space="preserve"> One problem which can arise is that if a database somehow has 5000 bytes but the page count will tell you 1 page but it has 4096 + 904extra this will be fixed </w:t>
-      </w:r>
-      <w:proofErr w:type="gramStart"/>
-      <w:r>
-        <w:rPr>
-          <w:lang w:val="en-US"/>
-        </w:rPr>
-        <w:t>later .</w:t>
-      </w:r>
-      <w:proofErr w:type="gramEnd"/>
-      <w:r>
-        <w:rPr>
-          <w:lang w:val="en-US"/>
-        </w:rPr>
-        <w:br/>
-      </w:r>
-      <w:r>
-        <w:rPr>
-          <w:lang w:val="en-US"/>
-        </w:rPr>
-        <w:br/>
-        <w:t xml:space="preserve">Page </w:t>
-      </w:r>
-      <w:proofErr w:type="gramStart"/>
-      <w:r>
-        <w:rPr>
-          <w:lang w:val="en-US"/>
-        </w:rPr>
-        <w:t>Allocation :</w:t>
-      </w:r>
-      <w:proofErr w:type="gramEnd"/>
-      <w:r>
-        <w:rPr>
-          <w:lang w:val="en-US"/>
-        </w:rPr>
-        <w:t xml:space="preserve"> </w:t>
-      </w:r>
-      <w:proofErr w:type="spellStart"/>
-      <w:proofErr w:type="gramStart"/>
-      <w:r>
-        <w:rPr>
-          <w:lang w:val="en-US"/>
-        </w:rPr>
-        <w:t>AllocatePage</w:t>
-      </w:r>
-      <w:proofErr w:type="spellEnd"/>
-      <w:r>
-        <w:rPr>
-          <w:lang w:val="en-US"/>
-        </w:rPr>
-        <w:t>(</w:t>
-      </w:r>
-      <w:proofErr w:type="gramEnd"/>
-      <w:r>
-        <w:rPr>
-          <w:lang w:val="en-US"/>
-        </w:rPr>
-        <w:t xml:space="preserve">) -&gt; find current number of pages -&gt; use that number as the new </w:t>
-      </w:r>
-      <w:proofErr w:type="spellStart"/>
-      <w:r>
-        <w:rPr>
-          <w:lang w:val="en-US"/>
-        </w:rPr>
-        <w:t>pageID</w:t>
-      </w:r>
-      <w:proofErr w:type="spellEnd"/>
-      <w:r>
-        <w:rPr>
-          <w:lang w:val="en-US"/>
-        </w:rPr>
-        <w:t xml:space="preserve"> -&gt; create a new empty page -&gt; Return </w:t>
-      </w:r>
-      <w:proofErr w:type="gramStart"/>
-      <w:r>
-        <w:rPr>
-          <w:lang w:val="en-US"/>
-        </w:rPr>
-        <w:t>it .</w:t>
-      </w:r>
-      <w:proofErr w:type="gramEnd"/>
-      <w:r>
-        <w:rPr>
-          <w:lang w:val="en-US"/>
-        </w:rPr>
-        <w:br/>
-        <w:t xml:space="preserve">- one important thing to note here is that in this function we don’t write the page to </w:t>
-      </w:r>
-      <w:proofErr w:type="gramStart"/>
-      <w:r>
-        <w:rPr>
-          <w:lang w:val="en-US"/>
-        </w:rPr>
-        <w:t>disc ,</w:t>
-      </w:r>
-      <w:proofErr w:type="gramEnd"/>
-      <w:r>
-        <w:rPr>
-          <w:lang w:val="en-US"/>
-        </w:rPr>
-        <w:t xml:space="preserve"> we wait for </w:t>
-      </w:r>
-      <w:proofErr w:type="spellStart"/>
-      <w:proofErr w:type="gramStart"/>
-      <w:r>
-        <w:rPr>
-          <w:lang w:val="en-US"/>
-        </w:rPr>
-        <w:t>writePage</w:t>
-      </w:r>
-      <w:proofErr w:type="spellEnd"/>
-      <w:r>
-        <w:rPr>
-          <w:lang w:val="en-US"/>
-        </w:rPr>
-        <w:t>(</w:t>
-      </w:r>
-      <w:proofErr w:type="gramEnd"/>
-      <w:r>
-        <w:rPr>
-          <w:lang w:val="en-US"/>
-        </w:rPr>
-        <w:t xml:space="preserve">) and </w:t>
-      </w:r>
-      <w:proofErr w:type="spellStart"/>
-      <w:r>
-        <w:rPr>
-          <w:lang w:val="en-US"/>
-        </w:rPr>
-        <w:t>ti</w:t>
-      </w:r>
-      <w:proofErr w:type="spellEnd"/>
-      <w:r>
-        <w:rPr>
-          <w:lang w:val="en-US"/>
-        </w:rPr>
-        <w:t xml:space="preserve"> does the writing for </w:t>
-      </w:r>
-      <w:proofErr w:type="gramStart"/>
-      <w:r>
-        <w:rPr>
-          <w:lang w:val="en-US"/>
-        </w:rPr>
-        <w:t>us .</w:t>
-      </w:r>
-      <w:proofErr w:type="gramEnd"/>
+        <w:t>numpage function – tells us how many pages have been created so that we insert our page after the already created pages.</w:t>
+      </w:r>
+      <w:r>
+        <w:rPr>
+          <w:lang w:val="en-US"/>
+        </w:rPr>
+        <w:br/>
+      </w:r>
+    </w:p>
+    <w:p>
+      <w:pPr>
+        <w:rPr>
+          <w:lang w:val="en-US"/>
+        </w:rPr>
+      </w:pPr>
+    </w:p>
+    <w:p>
+      <w:pPr>
+        <w:rPr>
+          <w:lang w:val="en-US"/>
+        </w:rPr>
+      </w:pPr>
+    </w:p>
+    <w:p>
+      <w:pPr>
+        <w:rPr>
+          <w:lang w:val="en-US"/>
+        </w:rPr>
+      </w:pPr>
+      <w:r>
+        <w:rPr>
+          <w:lang w:val="en-US"/>
+        </w:rPr>
+        <w:t>Note : One problem which can arise is that if a database somehow has 5000 bytes but the page count will tell you 1 page but it has 4096 + 904extra this will be fixed later .</w:t>
+      </w:r>
+      <w:r>
+        <w:rPr>
+          <w:lang w:val="en-US"/>
+        </w:rPr>
+        <w:br/>
+      </w:r>
+      <w:r>
+        <w:rPr>
+          <w:lang w:val="en-US"/>
+        </w:rPr>
+        <w:br/>
+        <w:t xml:space="preserve">Page Allocation : </w:t>
+      </w:r>
+      <w:r>
+        <w:rPr>
+          <w:lang w:val="en-US"/>
+        </w:rPr>
+        <w:t>AllocatePage() -&gt; find current number of pages -&gt; use that number as the new pageID -&gt; create a new empty page -&gt; Return it .</w:t>
+      </w:r>
+      <w:r>
+        <w:rPr>
+          <w:lang w:val="en-US"/>
+        </w:rPr>
+        <w:br/>
+        <w:t>- one important thing to note here is that in this function we don’t write the page to disc , we wait for writePage() and ti does the writing for us .</w:t>
+      </w:r>
     </w:p>
     <w:p>
       <w:pPr>
@@ -781,21 +470,7 @@
         <w:rPr>
           <w:lang w:val="en-US"/>
         </w:rPr>
-        <w:t xml:space="preserve">   </w:t>
-      </w:r>
-      <w:proofErr w:type="spellStart"/>
-      <w:r>
-        <w:rPr>
-          <w:lang w:val="en-US"/>
-        </w:rPr>
-        <w:t>ReadPage</w:t>
-      </w:r>
-      <w:proofErr w:type="spellEnd"/>
-      <w:r>
-        <w:rPr>
-          <w:lang w:val="en-US"/>
-        </w:rPr>
-        <w:t xml:space="preserve">    </w:t>
+        <w:t xml:space="preserve">   ReadPage    </w:t>
       </w:r>
       <w:r>
         <w:rPr>
@@ -803,19 +478,11 @@
         </w:rPr>
         <w:t xml:space="preserve">  </w:t>
       </w:r>
-      <w:proofErr w:type="spellStart"/>
-      <w:r>
-        <w:rPr>
-          <w:lang w:val="en-US"/>
-        </w:rPr>
-        <w:t>WritePage</w:t>
-      </w:r>
-      <w:proofErr w:type="spellEnd"/>
-      <w:r>
-        <w:rPr>
-          <w:lang w:val="en-US"/>
-        </w:rPr>
-        <w:t xml:space="preserve">   </w:t>
+      <w:r>
+        <w:rPr>
+          <w:lang w:val="en-US"/>
+        </w:rPr>
+        <w:t xml:space="preserve">WritePage   </w:t>
       </w:r>
       <w:r>
         <w:rPr>
@@ -823,14 +490,12 @@
         </w:rPr>
         <w:t xml:space="preserve">  </w:t>
       </w:r>
-      <w:proofErr w:type="spellStart"/>
       <w:r>
         <w:rPr>
           <w:lang w:val="en-US"/>
         </w:rPr>
         <w:t>AllocatePage</w:t>
       </w:r>
-      <w:proofErr w:type="spellEnd"/>
     </w:p>
     <w:p>
       <w:pPr>
@@ -946,48 +611,24 @@
         </w:rPr>
         <w:t xml:space="preserve">           </w:t>
       </w:r>
-      <w:proofErr w:type="spellStart"/>
       <w:r>
         <w:rPr>
           <w:lang w:val="en-US"/>
         </w:rPr>
         <w:t>database.db</w:t>
       </w:r>
-      <w:proofErr w:type="spellEnd"/>
-    </w:p>
-    <w:p>
-      <w:pPr>
-        <w:rPr>
-          <w:lang w:val="en-US"/>
-        </w:rPr>
-      </w:pPr>
-      <w:proofErr w:type="spellStart"/>
-      <w:r>
-        <w:rPr>
-          <w:lang w:val="en-US"/>
-        </w:rPr>
-        <w:t>Currentl</w:t>
-      </w:r>
-      <w:proofErr w:type="spellEnd"/>
-      <w:r>
-        <w:rPr>
-          <w:lang w:val="en-US"/>
-        </w:rPr>
-        <w:t xml:space="preserve"> this is our layers </w:t>
-      </w:r>
-      <w:proofErr w:type="spellStart"/>
-      <w:r>
-        <w:rPr>
-          <w:lang w:val="en-US"/>
-        </w:rPr>
-        <w:t>NextTask</w:t>
-      </w:r>
-      <w:proofErr w:type="spellEnd"/>
-      <w:r>
-        <w:rPr>
-          <w:lang w:val="en-US"/>
-        </w:rPr>
-        <w:t>-&gt;</w:t>
+    </w:p>
+    <w:p>
+      <w:pPr>
+        <w:rPr>
+          <w:lang w:val="en-US"/>
+        </w:rPr>
+      </w:pPr>
+      <w:r>
+        <w:rPr>
+          <w:lang w:val="en-US"/>
+        </w:rPr>
+        <w:t>Currentl this is our layers NextTask-&gt;</w:t>
       </w:r>
     </w:p>
     <w:p>
@@ -1021,85 +662,18 @@
     <w:p/>
     <w:p>
       <w:r>
-        <w:t xml:space="preserve">Validation + </w:t>
-      </w:r>
-      <w:proofErr w:type="spellStart"/>
-      <w:proofErr w:type="gramStart"/>
-      <w:r>
-        <w:t>numPages</w:t>
-      </w:r>
-      <w:proofErr w:type="spellEnd"/>
-      <w:r>
-        <w:t>() :</w:t>
-      </w:r>
-      <w:proofErr w:type="gramEnd"/>
-      <w:r>
-        <w:t xml:space="preserve"> We are adding validation part so that when the program sees extra </w:t>
-      </w:r>
-      <w:proofErr w:type="gramStart"/>
-      <w:r>
-        <w:t>bits</w:t>
-      </w:r>
-      <w:proofErr w:type="gramEnd"/>
-      <w:r>
-        <w:t xml:space="preserve"> they don’t get ignored and overwritten.</w:t>
-      </w:r>
-    </w:p>
-    <w:p>
-      <w:proofErr w:type="spellStart"/>
-      <w:r>
-        <w:t>Verfication</w:t>
-      </w:r>
-      <w:proofErr w:type="spellEnd"/>
-      <w:r>
-        <w:t xml:space="preserve"> + </w:t>
-      </w:r>
-      <w:proofErr w:type="spellStart"/>
-      <w:proofErr w:type="gramStart"/>
-      <w:r>
-        <w:t>ReadPage</w:t>
-      </w:r>
-      <w:proofErr w:type="spellEnd"/>
-      <w:r>
-        <w:t>() :</w:t>
-      </w:r>
-      <w:proofErr w:type="gramEnd"/>
-      <w:r>
-        <w:t xml:space="preserve"> we have made </w:t>
-      </w:r>
-      <w:proofErr w:type="spellStart"/>
-      <w:proofErr w:type="gramStart"/>
-      <w:r>
-        <w:t>ReadPage</w:t>
-      </w:r>
-      <w:proofErr w:type="spellEnd"/>
-      <w:r>
-        <w:t>(</w:t>
-      </w:r>
-      <w:proofErr w:type="gramEnd"/>
-      <w:r>
-        <w:t xml:space="preserve">) to verify the whole page by reading </w:t>
-      </w:r>
-      <w:proofErr w:type="gramStart"/>
-      <w:r>
-        <w:t>it .</w:t>
-      </w:r>
-      <w:proofErr w:type="gramEnd"/>
-    </w:p>
-    <w:p>
-      <w:proofErr w:type="spellStart"/>
-      <w:r>
-        <w:t>Similary</w:t>
-      </w:r>
-      <w:proofErr w:type="spellEnd"/>
-      <w:r>
-        <w:t xml:space="preserve"> for all other in </w:t>
-      </w:r>
-      <w:proofErr w:type="spellStart"/>
-      <w:r>
-        <w:t>Pager.go</w:t>
-      </w:r>
-      <w:proofErr w:type="spellEnd"/>
+        <w:t>Validation + numPages() : We are adding validation part so that when the program sees extra bits they don’t get ignored and overwritten.</w:t>
+      </w:r>
+    </w:p>
+    <w:p>
+      <w:r>
+        <w:t>Verfication + ReadPage() : we have made ReadPage() to verify the whole page by reading it .</w:t>
+      </w:r>
+    </w:p>
+    <w:p>
+      <w:r>
+        <w:t>Similary for all other in Pager.go</w:t>
+      </w:r>
     </w:p>
     <w:p/>
     <w:p>
@@ -1125,15 +699,7 @@
       </w:r>
       <w:r>
         <w:br/>
-        <w:t xml:space="preserve">│ </w:t>
-      </w:r>
-      <w:proofErr w:type="spellStart"/>
-      <w:r>
-        <w:t>PageID</w:t>
-      </w:r>
-      <w:proofErr w:type="spellEnd"/>
-      <w:r>
-        <w:t xml:space="preserve">                                                           │ </w:t>
+        <w:t xml:space="preserve">│ PageID                                                           │ </w:t>
       </w:r>
       <w:r>
         <w:br/>
@@ -1241,11 +807,9 @@
       </w:r>
     </w:p>
     <w:p>
-      <w:proofErr w:type="gramStart"/>
       <w:r>
         <w:t>SERIALIZATION :</w:t>
       </w:r>
-      <w:proofErr w:type="gramEnd"/>
       <w:r>
         <w:br/>
       </w:r>
@@ -1271,11 +835,9 @@
     </w:p>
     <w:p/>
     <w:p>
-      <w:proofErr w:type="gramStart"/>
       <w:r>
         <w:t>DESERIALIZATION :</w:t>
       </w:r>
-      <w:proofErr w:type="gramEnd"/>
     </w:p>
     <w:p>
       <w:r>
@@ -1332,15 +894,8 @@
     <w:p/>
     <w:p>
       <w:r>
-        <w:t>internal/record/</w:t>
-      </w:r>
-      <w:proofErr w:type="spellStart"/>
-      <w:proofErr w:type="gramStart"/>
-      <w:r>
-        <w:t>record.go</w:t>
-      </w:r>
-      <w:proofErr w:type="spellEnd"/>
-      <w:proofErr w:type="gramEnd"/>
+        <w:t>internal/record/record.go</w:t>
+      </w:r>
       <w:r>
         <w:br/>
         <w:t xml:space="preserve">We will now start with the records inside the page section </w:t>
@@ -1351,13 +906,8 @@
     </w:p>
     <w:p>
       <w:r>
-        <w:t xml:space="preserve">Why fixed size </w:t>
-      </w:r>
-      <w:proofErr w:type="gramStart"/>
-      <w:r>
-        <w:t>records ?</w:t>
-      </w:r>
-      <w:proofErr w:type="gramEnd"/>
+        <w:t>Why fixed size records ?</w:t>
+      </w:r>
       <w:r>
         <w:br/>
         <w:t xml:space="preserve">Our pages are fixed size so </w:t>
@@ -1371,42 +921,2620 @@
       </w:r>
       <w:r>
         <w:br/>
-        <w:t xml:space="preserve">ADDED -&gt; Insert record function to </w:t>
-      </w:r>
-      <w:proofErr w:type="spellStart"/>
-      <w:r>
-        <w:t>page.go</w:t>
-      </w:r>
-      <w:proofErr w:type="spellEnd"/>
-      <w:r>
-        <w:br/>
-        <w:t>ADDED -&gt;</w:t>
-      </w:r>
-      <w:proofErr w:type="spellStart"/>
-      <w:r>
-        <w:t>GetRecord</w:t>
-      </w:r>
-      <w:proofErr w:type="spellEnd"/>
-      <w:r>
-        <w:t xml:space="preserve">() function to </w:t>
-      </w:r>
-      <w:proofErr w:type="spellStart"/>
-      <w:r>
-        <w:t>page.go</w:t>
-      </w:r>
-      <w:proofErr w:type="spellEnd"/>
+        <w:t>ADDED -&gt; Insert record function to page.go</w:t>
+      </w:r>
+      <w:r>
+        <w:br/>
+        <w:t>ADDED -&gt;GetRecord() function to page.go</w:t>
+      </w:r>
     </w:p>
     <w:p/>
     <w:p/>
     <w:p/>
     <w:p/>
-    <w:p>
-      <w:pPr>
-        <w:rPr>
-          <w:lang w:val="en-US"/>
-        </w:rPr>
-      </w:pPr>
-    </w:p>
+    <w:p/>
+    <w:p/>
+    <w:p/>
+    <w:p>
+      <w:r>
+        <w:lastRenderedPageBreak/>
+        <w:t>PHASE 1 TILL NOW :</w:t>
+      </w:r>
+      <w:r>
+        <w:br/>
+      </w:r>
+    </w:p>
+    <w:p>
+      <w:r>
+        <w:t>Phase 1 — Storage</w:t>
+      </w:r>
+      <w:r>
+        <w:t>|</w:t>
+      </w:r>
+      <w:r>
+        <w:br/>
+      </w:r>
+      <w:r>
+        <w:t>│</w:t>
+      </w:r>
+      <w:r>
+        <w:br/>
+      </w:r>
+      <w:r>
+        <w:rPr>
+          <w:rFonts w:ascii="MS Gothic" w:eastAsia="MS Gothic" w:hAnsi="MS Gothic" w:cs="MS Gothic" w:hint="eastAsia"/>
+        </w:rPr>
+        <w:t>├</w:t>
+      </w:r>
+      <w:r>
+        <w:rPr>
+          <w:rFonts w:ascii="Aptos" w:hAnsi="Aptos" w:cs="Aptos"/>
+        </w:rPr>
+        <w:t>──</w:t>
+      </w:r>
+      <w:r>
+        <w:t xml:space="preserve"> Page</w:t>
+      </w:r>
+      <w:r>
+        <w:br/>
+      </w:r>
+      <w:r>
+        <w:t xml:space="preserve">│   </w:t>
+      </w:r>
+      <w:r>
+        <w:rPr>
+          <w:rFonts w:ascii="MS Gothic" w:eastAsia="MS Gothic" w:hAnsi="MS Gothic" w:cs="MS Gothic" w:hint="eastAsia"/>
+        </w:rPr>
+        <w:t>├</w:t>
+      </w:r>
+      <w:r>
+        <w:rPr>
+          <w:rFonts w:ascii="Aptos" w:hAnsi="Aptos" w:cs="Aptos"/>
+        </w:rPr>
+        <w:t>──</w:t>
+      </w:r>
+      <w:r>
+        <w:t xml:space="preserve"> 4096-byte fixed size</w:t>
+      </w:r>
+      <w:r>
+        <w:br/>
+      </w:r>
+      <w:r>
+        <w:t xml:space="preserve">│   </w:t>
+      </w:r>
+      <w:r>
+        <w:rPr>
+          <w:rFonts w:ascii="MS Gothic" w:eastAsia="MS Gothic" w:hAnsi="MS Gothic" w:cs="MS Gothic" w:hint="eastAsia"/>
+        </w:rPr>
+        <w:t>├</w:t>
+      </w:r>
+      <w:r>
+        <w:rPr>
+          <w:rFonts w:ascii="Aptos" w:hAnsi="Aptos" w:cs="Aptos"/>
+        </w:rPr>
+        <w:t>──</w:t>
+      </w:r>
+      <w:r>
+        <w:t xml:space="preserve"> PageID</w:t>
+      </w:r>
+      <w:r>
+        <w:br/>
+      </w:r>
+      <w:r>
+        <w:t>│   └── Page header</w:t>
+      </w:r>
+      <w:r>
+        <w:br/>
+      </w:r>
+      <w:r>
+        <w:t>│</w:t>
+      </w:r>
+      <w:r>
+        <w:br/>
+      </w:r>
+      <w:r>
+        <w:rPr>
+          <w:rFonts w:ascii="MS Gothic" w:eastAsia="MS Gothic" w:hAnsi="MS Gothic" w:cs="MS Gothic" w:hint="eastAsia"/>
+        </w:rPr>
+        <w:t>├</w:t>
+      </w:r>
+      <w:r>
+        <w:rPr>
+          <w:rFonts w:ascii="Aptos" w:hAnsi="Aptos" w:cs="Aptos"/>
+        </w:rPr>
+        <w:t>──</w:t>
+      </w:r>
+      <w:r>
+        <w:t xml:space="preserve"> Pager</w:t>
+      </w:r>
+      <w:r>
+        <w:br/>
+      </w:r>
+      <w:r>
+        <w:t xml:space="preserve">│   </w:t>
+      </w:r>
+      <w:r>
+        <w:rPr>
+          <w:rFonts w:ascii="MS Gothic" w:eastAsia="MS Gothic" w:hAnsi="MS Gothic" w:cs="MS Gothic" w:hint="eastAsia"/>
+        </w:rPr>
+        <w:t>├</w:t>
+      </w:r>
+      <w:r>
+        <w:rPr>
+          <w:rFonts w:ascii="Aptos" w:hAnsi="Aptos" w:cs="Aptos"/>
+        </w:rPr>
+        <w:t>──</w:t>
+      </w:r>
+      <w:r>
+        <w:t xml:space="preserve"> ReadPage()</w:t>
+      </w:r>
+      <w:r>
+        <w:br/>
+      </w:r>
+      <w:r>
+        <w:t xml:space="preserve">│   </w:t>
+      </w:r>
+      <w:r>
+        <w:rPr>
+          <w:rFonts w:ascii="MS Gothic" w:eastAsia="MS Gothic" w:hAnsi="MS Gothic" w:cs="MS Gothic" w:hint="eastAsia"/>
+        </w:rPr>
+        <w:t>├</w:t>
+      </w:r>
+      <w:r>
+        <w:rPr>
+          <w:rFonts w:ascii="Aptos" w:hAnsi="Aptos" w:cs="Aptos"/>
+        </w:rPr>
+        <w:t>──</w:t>
+      </w:r>
+      <w:r>
+        <w:t xml:space="preserve"> WritePage()</w:t>
+      </w:r>
+      <w:r>
+        <w:br/>
+      </w:r>
+      <w:r>
+        <w:t xml:space="preserve">│   </w:t>
+      </w:r>
+      <w:r>
+        <w:rPr>
+          <w:rFonts w:ascii="MS Gothic" w:eastAsia="MS Gothic" w:hAnsi="MS Gothic" w:cs="MS Gothic" w:hint="eastAsia"/>
+        </w:rPr>
+        <w:t>├</w:t>
+      </w:r>
+      <w:r>
+        <w:rPr>
+          <w:rFonts w:ascii="Aptos" w:hAnsi="Aptos" w:cs="Aptos"/>
+        </w:rPr>
+        <w:t>──</w:t>
+      </w:r>
+      <w:r>
+        <w:t xml:space="preserve"> NumPages()</w:t>
+      </w:r>
+      <w:r>
+        <w:br/>
+      </w:r>
+      <w:r>
+        <w:t>│   └── AllocatePage()</w:t>
+      </w:r>
+      <w:r>
+        <w:br/>
+      </w:r>
+      <w:r>
+        <w:t>│</w:t>
+      </w:r>
+      <w:r>
+        <w:br/>
+      </w:r>
+      <w:r>
+        <w:rPr>
+          <w:rFonts w:ascii="MS Gothic" w:eastAsia="MS Gothic" w:hAnsi="MS Gothic" w:cs="MS Gothic" w:hint="eastAsia"/>
+        </w:rPr>
+        <w:t>├</w:t>
+      </w:r>
+      <w:r>
+        <w:rPr>
+          <w:rFonts w:ascii="Aptos" w:hAnsi="Aptos" w:cs="Aptos"/>
+        </w:rPr>
+        <w:t>──</w:t>
+      </w:r>
+      <w:r>
+        <w:t xml:space="preserve"> Record</w:t>
+      </w:r>
+      <w:r>
+        <w:br/>
+      </w:r>
+      <w:r>
+        <w:t xml:space="preserve">│   </w:t>
+      </w:r>
+      <w:r>
+        <w:rPr>
+          <w:rFonts w:ascii="MS Gothic" w:eastAsia="MS Gothic" w:hAnsi="MS Gothic" w:cs="MS Gothic" w:hint="eastAsia"/>
+        </w:rPr>
+        <w:t>├</w:t>
+      </w:r>
+      <w:r>
+        <w:rPr>
+          <w:rFonts w:ascii="Aptos" w:hAnsi="Aptos" w:cs="Aptos"/>
+        </w:rPr>
+        <w:t>──</w:t>
+      </w:r>
+      <w:r>
+        <w:t xml:space="preserve"> ID</w:t>
+      </w:r>
+      <w:r>
+        <w:br/>
+      </w:r>
+      <w:r>
+        <w:t xml:space="preserve">│   </w:t>
+      </w:r>
+      <w:r>
+        <w:rPr>
+          <w:rFonts w:ascii="MS Gothic" w:eastAsia="MS Gothic" w:hAnsi="MS Gothic" w:cs="MS Gothic" w:hint="eastAsia"/>
+        </w:rPr>
+        <w:t>├</w:t>
+      </w:r>
+      <w:r>
+        <w:rPr>
+          <w:rFonts w:ascii="Aptos" w:hAnsi="Aptos" w:cs="Aptos"/>
+        </w:rPr>
+        <w:t>──</w:t>
+      </w:r>
+      <w:r>
+        <w:t xml:space="preserve"> Age</w:t>
+      </w:r>
+      <w:r>
+        <w:br/>
+      </w:r>
+      <w:r>
+        <w:t>│   └── Name</w:t>
+      </w:r>
+      <w:r>
+        <w:br/>
+      </w:r>
+      <w:r>
+        <w:t>│</w:t>
+      </w:r>
+      <w:r>
+        <w:br/>
+      </w:r>
+      <w:r>
+        <w:t>└── Serializatio</w:t>
+      </w:r>
+      <w:r>
+        <w:t>N</w:t>
+      </w:r>
+      <w:r>
+        <w:br/>
+        <w:t xml:space="preserve">               </w:t>
+      </w:r>
+      <w:r>
+        <w:rPr>
+          <w:rFonts w:ascii="MS Gothic" w:eastAsia="MS Gothic" w:hAnsi="MS Gothic" w:cs="MS Gothic" w:hint="eastAsia"/>
+        </w:rPr>
+        <w:t>├</w:t>
+      </w:r>
+      <w:r>
+        <w:rPr>
+          <w:rFonts w:ascii="Aptos" w:hAnsi="Aptos" w:cs="Aptos"/>
+        </w:rPr>
+        <w:t>──</w:t>
+      </w:r>
+      <w:r>
+        <w:t xml:space="preserve"> Record </w:t>
+      </w:r>
+      <w:r>
+        <w:rPr>
+          <w:rFonts w:ascii="Aptos" w:hAnsi="Aptos" w:cs="Aptos"/>
+        </w:rPr>
+        <w:t>→</w:t>
+      </w:r>
+      <w:r>
+        <w:t xml:space="preserve"> bytes</w:t>
+      </w:r>
+      <w:r>
+        <w:br/>
+        <w:t xml:space="preserve">                </w:t>
+      </w:r>
+      <w:r>
+        <w:t>└── bytes → Record</w:t>
+      </w:r>
+    </w:p>
+    <w:p>
+      <w:pPr>
+        <w:rPr>
+          <w:lang w:val="en-US"/>
+        </w:rPr>
+      </w:pPr>
+      <w:r>
+        <w:rPr>
+          <w:lang w:val="en-US"/>
+        </w:rPr>
+        <w:t>NOW WE WILL MOVE TOWARDS RECORD_ID AND SLOT BASED RECORD ACESS</w:t>
+      </w:r>
+      <w:r>
+        <w:rPr>
+          <w:lang w:val="en-US"/>
+        </w:rPr>
+        <w:br/>
+        <w:t>AFTER WHICH WE WILL FOLLOW THIS METHOD UP-DOWN</w:t>
+      </w:r>
+      <w:r>
+        <w:rPr>
+          <w:lang w:val="en-US"/>
+        </w:rPr>
+        <w:br/>
+      </w:r>
+      <w:r>
+        <w:rPr>
+          <w:lang w:val="en-US"/>
+        </w:rPr>
+        <w:br/>
+      </w:r>
+      <w:r>
+        <w:rPr>
+          <w:lang w:val="en-US"/>
+        </w:rPr>
+        <w:t>1. RecordID / Slot IDs</w:t>
+      </w:r>
+      <w:r>
+        <w:rPr>
+          <w:lang w:val="en-US"/>
+        </w:rPr>
+        <w:br/>
+        <w:t xml:space="preserve">                </w:t>
+      </w:r>
+      <w:r>
+        <w:rPr>
+          <w:lang w:val="en-US"/>
+        </w:rPr>
+        <w:t xml:space="preserve">     ↓</w:t>
+      </w:r>
+      <w:r>
+        <w:rPr>
+          <w:lang w:val="en-US"/>
+        </w:rPr>
+        <w:br/>
+      </w:r>
+      <w:r>
+        <w:rPr>
+          <w:lang w:val="en-US"/>
+        </w:rPr>
+        <w:t>2. Page record lookup by SlotID</w:t>
+      </w:r>
+      <w:r>
+        <w:rPr>
+          <w:lang w:val="en-US"/>
+        </w:rPr>
+        <w:br/>
+        <w:t xml:space="preserve">             </w:t>
+      </w:r>
+      <w:r>
+        <w:rPr>
+          <w:lang w:val="en-US"/>
+        </w:rPr>
+        <w:t xml:space="preserve">        ↓</w:t>
+      </w:r>
+      <w:r>
+        <w:rPr>
+          <w:lang w:val="en-US"/>
+        </w:rPr>
+        <w:br/>
+      </w:r>
+      <w:r>
+        <w:rPr>
+          <w:lang w:val="en-US"/>
+        </w:rPr>
+        <w:t>3. Table/Heap storage</w:t>
+      </w:r>
+    </w:p>
+    <w:p>
+      <w:pPr>
+        <w:rPr>
+          <w:lang w:val="en-US"/>
+        </w:rPr>
+      </w:pPr>
+      <w:r>
+        <w:rPr>
+          <w:lang w:val="en-US"/>
+        </w:rPr>
+        <w:t xml:space="preserve">        </w:t>
+      </w:r>
+      <w:r>
+        <w:rPr>
+          <w:lang w:val="en-US"/>
+        </w:rPr>
+        <w:t xml:space="preserve">             </w:t>
+      </w:r>
+      <w:r>
+        <w:rPr>
+          <w:lang w:val="en-US"/>
+        </w:rPr>
+        <w:t>↓</w:t>
+      </w:r>
+      <w:r>
+        <w:rPr>
+          <w:lang w:val="en-US"/>
+        </w:rPr>
+        <w:br/>
+      </w:r>
+      <w:r>
+        <w:rPr>
+          <w:lang w:val="en-US"/>
+        </w:rPr>
+        <w:t>4. Insert / Get / Delete records</w:t>
+      </w:r>
+    </w:p>
+    <w:p>
+      <w:pPr>
+        <w:rPr>
+          <w:lang w:val="en-US"/>
+        </w:rPr>
+      </w:pPr>
+      <w:r>
+        <w:rPr>
+          <w:lang w:val="en-US"/>
+        </w:rPr>
+        <w:t xml:space="preserve">        </w:t>
+      </w:r>
+      <w:r>
+        <w:rPr>
+          <w:lang w:val="en-US"/>
+        </w:rPr>
+        <w:t xml:space="preserve">             </w:t>
+      </w:r>
+      <w:r>
+        <w:rPr>
+          <w:lang w:val="en-US"/>
+        </w:rPr>
+        <w:t>↓</w:t>
+      </w:r>
+      <w:r>
+        <w:rPr>
+          <w:lang w:val="en-US"/>
+        </w:rPr>
+        <w:br/>
+      </w:r>
+      <w:r>
+        <w:rPr>
+          <w:lang w:val="en-US"/>
+        </w:rPr>
+        <w:t>5. Buffer Pool</w:t>
+      </w:r>
+    </w:p>
+    <w:p>
+      <w:pPr>
+        <w:rPr>
+          <w:lang w:val="en-US"/>
+        </w:rPr>
+      </w:pPr>
+      <w:r>
+        <w:rPr>
+          <w:lang w:val="en-US"/>
+        </w:rPr>
+        <w:t xml:space="preserve">        </w:t>
+      </w:r>
+      <w:r>
+        <w:rPr>
+          <w:lang w:val="en-US"/>
+        </w:rPr>
+        <w:t xml:space="preserve">             </w:t>
+      </w:r>
+      <w:r>
+        <w:rPr>
+          <w:lang w:val="en-US"/>
+        </w:rPr>
+        <w:t>↓</w:t>
+      </w:r>
+      <w:r>
+        <w:rPr>
+          <w:lang w:val="en-US"/>
+        </w:rPr>
+        <w:br/>
+        <w:t xml:space="preserve">            </w:t>
+      </w:r>
+      <w:r>
+        <w:rPr>
+          <w:lang w:val="en-US"/>
+        </w:rPr>
+        <w:t>6. B+ Tree</w:t>
+      </w:r>
+    </w:p>
+    <w:p>
+      <w:pPr>
+        <w:rPr>
+          <w:lang w:val="en-US"/>
+        </w:rPr>
+      </w:pPr>
+      <w:r>
+        <w:rPr>
+          <w:lang w:val="en-US"/>
+        </w:rPr>
+        <w:t xml:space="preserve">        </w:t>
+      </w:r>
+      <w:r>
+        <w:rPr>
+          <w:lang w:val="en-US"/>
+        </w:rPr>
+        <w:t xml:space="preserve">             </w:t>
+      </w:r>
+      <w:r>
+        <w:rPr>
+          <w:lang w:val="en-US"/>
+        </w:rPr>
+        <w:t>↓</w:t>
+      </w:r>
+      <w:r>
+        <w:rPr>
+          <w:lang w:val="en-US"/>
+        </w:rPr>
+        <w:br/>
+      </w:r>
+      <w:r>
+        <w:rPr>
+          <w:lang w:val="en-US"/>
+        </w:rPr>
+        <w:t>7. Index insertion + path finding</w:t>
+      </w:r>
+    </w:p>
+    <w:p>
+      <w:pPr>
+        <w:rPr>
+          <w:lang w:val="en-US"/>
+        </w:rPr>
+      </w:pPr>
+      <w:r>
+        <w:rPr>
+          <w:lang w:val="en-US"/>
+        </w:rPr>
+        <w:t xml:space="preserve">           </w:t>
+      </w:r>
+      <w:r>
+        <w:rPr>
+          <w:lang w:val="en-US"/>
+        </w:rPr>
+        <w:t xml:space="preserve">        </w:t>
+      </w:r>
+      <w:r>
+        <w:rPr>
+          <w:lang w:val="en-US"/>
+        </w:rPr>
+        <w:t xml:space="preserve">  </w:t>
+      </w:r>
+      <w:r>
+        <w:rPr>
+          <w:lang w:val="en-US"/>
+        </w:rPr>
+        <w:t>↓</w:t>
+      </w:r>
+      <w:r>
+        <w:rPr>
+          <w:lang w:val="en-US"/>
+        </w:rPr>
+        <w:br/>
+        <w:t xml:space="preserve">          </w:t>
+      </w:r>
+      <w:r>
+        <w:rPr>
+          <w:lang w:val="en-US"/>
+        </w:rPr>
+        <w:t>8. Query layer</w:t>
+      </w:r>
+    </w:p>
+    <w:p>
+      <w:pPr>
+        <w:rPr>
+          <w:lang w:val="en-US"/>
+        </w:rPr>
+      </w:pPr>
+    </w:p>
+    <w:p>
+      <w:pPr>
+        <w:rPr>
+          <w:lang w:val="en-US"/>
+        </w:rPr>
+      </w:pPr>
+    </w:p>
+    <w:p>
+      <w:pPr>
+        <w:rPr>
+          <w:lang w:val="en-US"/>
+        </w:rPr>
+      </w:pPr>
+      <w:r>
+        <w:rPr>
+          <w:lang w:val="en-US"/>
+        </w:rPr>
+        <w:t>internal/record/record_id.go</w:t>
+      </w:r>
+      <w:r>
+        <w:rPr>
+          <w:lang w:val="en-US"/>
+        </w:rPr>
+        <w:br/>
+        <w:t>basic idea behind a record identifier is -&gt;</w:t>
+      </w:r>
+      <w:r>
+        <w:rPr>
+          <w:lang w:val="en-US"/>
+        </w:rPr>
+        <w:br/>
+      </w:r>
+      <w:r>
+        <w:rPr>
+          <w:lang w:val="en-US"/>
+        </w:rPr>
+        <w:t>Record A → RecordID{3, 0}</w:t>
+      </w:r>
+    </w:p>
+    <w:p>
+      <w:pPr>
+        <w:rPr>
+          <w:lang w:val="en-US"/>
+        </w:rPr>
+      </w:pPr>
+      <w:r>
+        <w:rPr>
+          <w:lang w:val="en-US"/>
+        </w:rPr>
+        <w:t>Record B → RecordID{3, 1}</w:t>
+      </w:r>
+    </w:p>
+    <w:p>
+      <w:pPr>
+        <w:rPr>
+          <w:lang w:val="en-US"/>
+        </w:rPr>
+      </w:pPr>
+      <w:r>
+        <w:rPr>
+          <w:lang w:val="en-US"/>
+        </w:rPr>
+        <w:t>Record C → RecordID{3, 2}</w:t>
+      </w:r>
+    </w:p>
+    <w:p>
+      <w:pPr>
+        <w:rPr>
+          <w:lang w:val="en-US"/>
+        </w:rPr>
+      </w:pPr>
+      <w:r>
+        <w:rPr>
+          <w:lang w:val="en-US"/>
+        </w:rPr>
+        <w:t>Record D → RecordID{3, 3}</w:t>
+      </w:r>
+    </w:p>
+    <w:p>
+      <w:pPr>
+        <w:rPr>
+          <w:lang w:val="en-US"/>
+        </w:rPr>
+      </w:pPr>
+    </w:p>
+    <w:p>
+      <w:pPr>
+        <w:rPr>
+          <w:lang w:val="en-US"/>
+        </w:rPr>
+      </w:pPr>
+    </w:p>
+    <w:p>
+      <w:pPr>
+        <w:rPr>
+          <w:lang w:val="en-US"/>
+        </w:rPr>
+      </w:pPr>
+      <w:r>
+        <w:rPr>
+          <w:lang w:val="en-US"/>
+        </w:rPr>
+        <w:t>internal/database/table.go</w:t>
+      </w:r>
+      <w:r>
+        <w:rPr>
+          <w:lang w:val="en-US"/>
+        </w:rPr>
+        <w:br/>
+      </w:r>
+      <w:r>
+        <w:rPr>
+          <w:lang w:val="en-US"/>
+        </w:rPr>
+        <w:t xml:space="preserve">    </w:t>
+      </w:r>
+      <w:r>
+        <w:rPr>
+          <w:lang w:val="en-US"/>
+        </w:rPr>
+        <w:t xml:space="preserve">   </w:t>
+      </w:r>
+      <w:r>
+        <w:rPr>
+          <w:lang w:val="en-US"/>
+        </w:rPr>
+        <w:t xml:space="preserve">            Tabl</w:t>
+      </w:r>
+      <w:r>
+        <w:rPr>
+          <w:lang w:val="en-US"/>
+        </w:rPr>
+        <w:t>e</w:t>
+      </w:r>
+      <w:r>
+        <w:rPr>
+          <w:lang w:val="en-US"/>
+        </w:rPr>
+        <w:br/>
+        <w:t xml:space="preserve">                      </w:t>
+      </w:r>
+      <w:r>
+        <w:rPr>
+          <w:lang w:val="en-US"/>
+        </w:rPr>
+        <w:t>│</w:t>
+      </w:r>
+      <w:r>
+        <w:rPr>
+          <w:lang w:val="en-US"/>
+        </w:rPr>
+        <w:br/>
+        <w:t xml:space="preserve">         </w:t>
+      </w:r>
+      <w:r>
+        <w:rPr>
+          <w:lang w:val="en-US"/>
+        </w:rPr>
+        <w:t>┌────</w:t>
+      </w:r>
+      <w:r>
+        <w:rPr>
+          <w:rFonts w:ascii="MS Gothic" w:eastAsia="MS Gothic" w:hAnsi="MS Gothic" w:cs="MS Gothic" w:hint="eastAsia"/>
+          <w:lang w:val="en-US"/>
+        </w:rPr>
+        <w:t>┴</w:t>
+      </w:r>
+      <w:r>
+        <w:rPr>
+          <w:rFonts w:ascii="Aptos" w:hAnsi="Aptos" w:cs="Aptos"/>
+          <w:lang w:val="en-US"/>
+        </w:rPr>
+        <w:t>───┐</w:t>
+      </w:r>
+    </w:p>
+    <w:p>
+      <w:pPr>
+        <w:rPr>
+          <w:lang w:val="en-US"/>
+        </w:rPr>
+      </w:pPr>
+      <w:r>
+        <w:rPr>
+          <w:lang w:val="en-US"/>
+        </w:rPr>
+        <w:t xml:space="preserve">          </w:t>
+      </w:r>
+      <w:r>
+        <w:rPr>
+          <w:rFonts w:ascii="Arial" w:hAnsi="Arial" w:cs="Arial"/>
+          <w:lang w:val="en-US"/>
+        </w:rPr>
+        <w:t>▼</w:t>
+      </w:r>
+      <w:r>
+        <w:rPr>
+          <w:lang w:val="en-US"/>
+        </w:rPr>
+        <w:t xml:space="preserve">                </w:t>
+      </w:r>
+      <w:r>
+        <w:rPr>
+          <w:rFonts w:ascii="Arial" w:hAnsi="Arial" w:cs="Arial"/>
+          <w:lang w:val="en-US"/>
+        </w:rPr>
+        <w:t>▼</w:t>
+      </w:r>
+      <w:r>
+        <w:rPr>
+          <w:rFonts w:ascii="Arial" w:hAnsi="Arial" w:cs="Arial"/>
+          <w:lang w:val="en-US"/>
+        </w:rPr>
+        <w:br/>
+        <w:t xml:space="preserve">    </w:t>
+      </w:r>
+      <w:r>
+        <w:rPr>
+          <w:lang w:val="en-US"/>
+        </w:rPr>
+        <w:t>Insert()          Get()</w:t>
+      </w:r>
+      <w:r>
+        <w:rPr>
+          <w:lang w:val="en-US"/>
+        </w:rPr>
+        <w:br/>
+        <w:t xml:space="preserve">     </w:t>
+      </w:r>
+      <w:r>
+        <w:rPr>
+          <w:lang w:val="en-US"/>
+        </w:rPr>
+        <w:t xml:space="preserve">     │</w:t>
+      </w:r>
+      <w:r>
+        <w:rPr>
+          <w:lang w:val="en-US"/>
+        </w:rPr>
+        <w:t xml:space="preserve">   </w:t>
+      </w:r>
+      <w:r>
+        <w:rPr>
+          <w:lang w:val="en-US"/>
+        </w:rPr>
+        <w:t xml:space="preserve">                │</w:t>
+      </w:r>
+      <w:r>
+        <w:rPr>
+          <w:lang w:val="en-US"/>
+        </w:rPr>
+        <w:br/>
+        <w:t xml:space="preserve">  </w:t>
+      </w:r>
+      <w:r>
+        <w:rPr>
+          <w:lang w:val="en-US"/>
+        </w:rPr>
+        <w:t xml:space="preserve">       </w:t>
+      </w:r>
+      <w:r>
+        <w:rPr>
+          <w:rFonts w:ascii="Arial" w:hAnsi="Arial" w:cs="Arial"/>
+          <w:lang w:val="en-US"/>
+        </w:rPr>
+        <w:t>▼</w:t>
+      </w:r>
+      <w:r>
+        <w:rPr>
+          <w:lang w:val="en-US"/>
+        </w:rPr>
+        <w:t xml:space="preserve">                </w:t>
+      </w:r>
+      <w:r>
+        <w:rPr>
+          <w:rFonts w:ascii="Arial" w:hAnsi="Arial" w:cs="Arial"/>
+          <w:lang w:val="en-US"/>
+        </w:rPr>
+        <w:t>▼</w:t>
+      </w:r>
+      <w:r>
+        <w:rPr>
+          <w:lang w:val="en-US"/>
+        </w:rPr>
+        <w:br/>
+        <w:t xml:space="preserve">  </w:t>
+      </w:r>
+      <w:r>
+        <w:rPr>
+          <w:lang w:val="en-US"/>
+        </w:rPr>
+        <w:t xml:space="preserve">    Pager            Page</w:t>
+      </w:r>
+      <w:r>
+        <w:rPr>
+          <w:lang w:val="en-US"/>
+        </w:rPr>
+        <w:t>r</w:t>
+      </w:r>
+      <w:r>
+        <w:rPr>
+          <w:lang w:val="en-US"/>
+        </w:rPr>
+        <w:br/>
+        <w:t xml:space="preserve">   </w:t>
+      </w:r>
+      <w:r>
+        <w:rPr>
+          <w:lang w:val="en-US"/>
+        </w:rPr>
+        <w:t xml:space="preserve">        │ </w:t>
+      </w:r>
+      <w:r>
+        <w:rPr>
+          <w:lang w:val="en-US"/>
+        </w:rPr>
+        <w:t xml:space="preserve">    </w:t>
+      </w:r>
+      <w:r>
+        <w:rPr>
+          <w:lang w:val="en-US"/>
+        </w:rPr>
+        <w:t xml:space="preserve">               │</w:t>
+      </w:r>
+      <w:r>
+        <w:rPr>
+          <w:lang w:val="en-US"/>
+        </w:rPr>
+        <w:br/>
+        <w:t xml:space="preserve">          </w:t>
+      </w:r>
+      <w:r>
+        <w:rPr>
+          <w:rFonts w:ascii="Arial" w:hAnsi="Arial" w:cs="Arial"/>
+          <w:lang w:val="en-US"/>
+        </w:rPr>
+        <w:t>▼</w:t>
+      </w:r>
+      <w:r>
+        <w:rPr>
+          <w:rFonts w:ascii="Arial" w:hAnsi="Arial" w:cs="Arial"/>
+          <w:lang w:val="en-US"/>
+        </w:rPr>
+        <w:t xml:space="preserve"> </w:t>
+      </w:r>
+      <w:r>
+        <w:rPr>
+          <w:lang w:val="en-US"/>
+        </w:rPr>
+        <w:t xml:space="preserve">                </w:t>
+      </w:r>
+      <w:r>
+        <w:rPr>
+          <w:rFonts w:ascii="Arial" w:hAnsi="Arial" w:cs="Arial"/>
+          <w:lang w:val="en-US"/>
+        </w:rPr>
+        <w:t>▼</w:t>
+      </w:r>
+    </w:p>
+    <w:p>
+      <w:pPr>
+        <w:rPr>
+          <w:lang w:val="en-US"/>
+        </w:rPr>
+      </w:pPr>
+      <w:r>
+        <w:rPr>
+          <w:lang w:val="en-US"/>
+        </w:rPr>
+        <w:t xml:space="preserve">        Page             Page</w:t>
+      </w:r>
+      <w:r>
+        <w:rPr>
+          <w:lang w:val="en-US"/>
+        </w:rPr>
+        <w:t>r</w:t>
+      </w:r>
+      <w:r>
+        <w:rPr>
+          <w:lang w:val="en-US"/>
+        </w:rPr>
+        <w:br/>
+        <w:t xml:space="preserve">         </w:t>
+      </w:r>
+      <w:r>
+        <w:rPr>
+          <w:lang w:val="en-US"/>
+        </w:rPr>
+        <w:t xml:space="preserve">   │ </w:t>
+      </w:r>
+      <w:r>
+        <w:rPr>
+          <w:lang w:val="en-US"/>
+        </w:rPr>
+        <w:t xml:space="preserve">    </w:t>
+      </w:r>
+      <w:r>
+        <w:rPr>
+          <w:lang w:val="en-US"/>
+        </w:rPr>
+        <w:t xml:space="preserve">               │</w:t>
+      </w:r>
+      <w:r>
+        <w:rPr>
+          <w:lang w:val="en-US"/>
+        </w:rPr>
+        <w:br/>
+        <w:t xml:space="preserve">           </w:t>
+      </w:r>
+      <w:r>
+        <w:rPr>
+          <w:rFonts w:ascii="Arial" w:hAnsi="Arial" w:cs="Arial"/>
+          <w:lang w:val="en-US"/>
+        </w:rPr>
+        <w:t>▼</w:t>
+      </w:r>
+      <w:r>
+        <w:rPr>
+          <w:rFonts w:ascii="Arial" w:hAnsi="Arial" w:cs="Arial"/>
+          <w:lang w:val="en-US"/>
+        </w:rPr>
+        <w:t xml:space="preserve"> </w:t>
+      </w:r>
+      <w:r>
+        <w:rPr>
+          <w:lang w:val="en-US"/>
+        </w:rPr>
+        <w:t xml:space="preserve">                </w:t>
+      </w:r>
+      <w:r>
+        <w:rPr>
+          <w:rFonts w:ascii="Arial" w:hAnsi="Arial" w:cs="Arial"/>
+          <w:lang w:val="en-US"/>
+        </w:rPr>
+        <w:t>▼</w:t>
+      </w:r>
+    </w:p>
+    <w:p>
+      <w:pPr>
+        <w:rPr>
+          <w:lang w:val="en-US"/>
+        </w:rPr>
+      </w:pPr>
+      <w:r>
+        <w:rPr>
+          <w:lang w:val="en-US"/>
+        </w:rPr>
+        <w:t xml:space="preserve">       Record           Record</w:t>
+      </w:r>
+    </w:p>
+    <w:p>
+      <w:pPr>
+        <w:rPr>
+          <w:lang w:val="en-US"/>
+        </w:rPr>
+      </w:pPr>
+    </w:p>
+    <w:p>
+      <w:pPr>
+        <w:rPr>
+          <w:lang w:val="en-US"/>
+        </w:rPr>
+      </w:pPr>
+    </w:p>
+    <w:p>
+      <w:pPr>
+        <w:rPr>
+          <w:lang w:val="en-US"/>
+        </w:rPr>
+      </w:pPr>
+    </w:p>
+    <w:p>
+      <w:pPr>
+        <w:rPr>
+          <w:lang w:val="en-US"/>
+        </w:rPr>
+      </w:pPr>
+    </w:p>
+    <w:p>
+      <w:pPr>
+        <w:rPr>
+          <w:lang w:val="en-US"/>
+        </w:rPr>
+      </w:pPr>
+    </w:p>
+    <w:p>
+      <w:pPr>
+        <w:rPr>
+          <w:lang w:val="en-US"/>
+        </w:rPr>
+      </w:pPr>
+    </w:p>
+    <w:p>
+      <w:pPr>
+        <w:rPr>
+          <w:lang w:val="en-US"/>
+        </w:rPr>
+      </w:pPr>
+    </w:p>
+    <w:p>
+      <w:pPr>
+        <w:rPr>
+          <w:lang w:val="en-US"/>
+        </w:rPr>
+      </w:pPr>
+    </w:p>
+    <w:p>
+      <w:pPr>
+        <w:rPr>
+          <w:lang w:val="en-US"/>
+        </w:rPr>
+      </w:pPr>
+    </w:p>
+    <w:p>
+      <w:pPr>
+        <w:rPr>
+          <w:lang w:val="en-US"/>
+        </w:rPr>
+      </w:pPr>
+    </w:p>
+    <w:p>
+      <w:pPr>
+        <w:rPr>
+          <w:lang w:val="en-US"/>
+        </w:rPr>
+      </w:pPr>
+    </w:p>
+    <w:p>
+      <w:pPr>
+        <w:rPr>
+          <w:lang w:val="en-US"/>
+        </w:rPr>
+      </w:pPr>
+    </w:p>
+    <w:p>
+      <w:pPr>
+        <w:rPr>
+          <w:lang w:val="en-US"/>
+        </w:rPr>
+      </w:pPr>
+      <w:r>
+        <w:rPr>
+          <w:lang w:val="en-US"/>
+        </w:rPr>
+        <w:lastRenderedPageBreak/>
+        <w:t>BUFFER POOL</w:t>
+      </w:r>
+    </w:p>
+    <w:p>
+      <w:r>
+        <w:rPr>
+          <w:lang w:val="en-US"/>
+        </w:rPr>
+        <w:t xml:space="preserve">An issue that we are currently facing is that </w:t>
+      </w:r>
+      <w:r>
+        <w:t>if we need Page 3 ten times, we could potentially read Page 3 from disk ten times.</w:t>
+      </w:r>
+    </w:p>
+    <w:p>
+      <w:r>
+        <w:t xml:space="preserve">Our Solution :-- </w:t>
+      </w:r>
+      <w:r>
+        <w:t xml:space="preserve">A buffer pool keeps frequently used pages in </w:t>
+      </w:r>
+      <w:r>
+        <w:rPr>
+          <w:b/>
+          <w:bCs/>
+        </w:rPr>
+        <w:t>RAM</w:t>
+      </w:r>
+      <w:r>
+        <w:t>.</w:t>
+      </w:r>
+    </w:p>
+    <w:p>
+      <w:pPr>
+        <w:rPr>
+          <w:lang w:val="en-US"/>
+        </w:rPr>
+      </w:pPr>
+      <w:r>
+        <w:rPr>
+          <w:lang w:val="en-US"/>
+        </w:rPr>
+        <w:t xml:space="preserve">                Tabl</w:t>
+      </w:r>
+      <w:r>
+        <w:rPr>
+          <w:lang w:val="en-US"/>
+        </w:rPr>
+        <w:t>e</w:t>
+      </w:r>
+      <w:r>
+        <w:rPr>
+          <w:lang w:val="en-US"/>
+        </w:rPr>
+        <w:br/>
+        <w:t xml:space="preserve">             </w:t>
+      </w:r>
+      <w:r>
+        <w:rPr>
+          <w:lang w:val="en-US"/>
+        </w:rPr>
+        <w:t xml:space="preserve">      │</w:t>
+      </w:r>
+      <w:r>
+        <w:rPr>
+          <w:lang w:val="en-US"/>
+        </w:rPr>
+        <w:br/>
+        <w:t xml:space="preserve">             </w:t>
+      </w:r>
+      <w:r>
+        <w:rPr>
+          <w:lang w:val="en-US"/>
+        </w:rPr>
+        <w:t xml:space="preserve">     </w:t>
+      </w:r>
+      <w:r>
+        <w:rPr>
+          <w:rFonts w:ascii="Arial" w:hAnsi="Arial" w:cs="Arial"/>
+          <w:lang w:val="en-US"/>
+        </w:rPr>
+        <w:t>▼</w:t>
+      </w:r>
+      <w:r>
+        <w:rPr>
+          <w:rFonts w:ascii="Arial" w:hAnsi="Arial" w:cs="Arial"/>
+          <w:lang w:val="en-US"/>
+        </w:rPr>
+        <w:br/>
+        <w:t xml:space="preserve">         </w:t>
+      </w:r>
+      <w:r>
+        <w:rPr>
+          <w:lang w:val="en-US"/>
+        </w:rPr>
+        <w:t xml:space="preserve"> Buffer Pool</w:t>
+      </w:r>
+      <w:r>
+        <w:rPr>
+          <w:lang w:val="en-US"/>
+        </w:rPr>
+        <w:br/>
+        <w:t xml:space="preserve">      </w:t>
+      </w:r>
+      <w:r>
+        <w:rPr>
+          <w:lang w:val="en-US"/>
+        </w:rPr>
+        <w:t>┌───────────┐</w:t>
+      </w:r>
+      <w:r>
+        <w:rPr>
+          <w:lang w:val="en-US"/>
+        </w:rPr>
+        <w:br/>
+        <w:t xml:space="preserve">      </w:t>
+      </w:r>
+      <w:r>
+        <w:rPr>
+          <w:lang w:val="en-US"/>
+        </w:rPr>
+        <w:t xml:space="preserve">│ Page 0    </w:t>
+      </w:r>
+      <w:r>
+        <w:rPr>
+          <w:lang w:val="en-US"/>
+        </w:rPr>
+        <w:t xml:space="preserve">        </w:t>
+      </w:r>
+      <w:r>
+        <w:rPr>
+          <w:lang w:val="en-US"/>
+        </w:rPr>
+        <w:t>│</w:t>
+      </w:r>
+      <w:r>
+        <w:rPr>
+          <w:lang w:val="en-US"/>
+        </w:rPr>
+        <w:br/>
+        <w:t xml:space="preserve">      </w:t>
+      </w:r>
+      <w:r>
+        <w:rPr>
+          <w:lang w:val="en-US"/>
+        </w:rPr>
+        <w:t xml:space="preserve">│ Page 3    </w:t>
+      </w:r>
+      <w:r>
+        <w:rPr>
+          <w:lang w:val="en-US"/>
+        </w:rPr>
+        <w:t xml:space="preserve">        </w:t>
+      </w:r>
+      <w:r>
+        <w:rPr>
+          <w:lang w:val="en-US"/>
+        </w:rPr>
+        <w:t>│</w:t>
+      </w:r>
+      <w:r>
+        <w:rPr>
+          <w:lang w:val="en-US"/>
+        </w:rPr>
+        <w:br/>
+        <w:t xml:space="preserve">  </w:t>
+      </w:r>
+      <w:r>
+        <w:rPr>
+          <w:lang w:val="en-US"/>
+        </w:rPr>
+        <w:t xml:space="preserve">    │ Page 7    </w:t>
+      </w:r>
+      <w:r>
+        <w:rPr>
+          <w:lang w:val="en-US"/>
+        </w:rPr>
+        <w:t xml:space="preserve">        </w:t>
+      </w:r>
+      <w:r>
+        <w:rPr>
+          <w:lang w:val="en-US"/>
+        </w:rPr>
+        <w:t>│</w:t>
+      </w:r>
+      <w:r>
+        <w:rPr>
+          <w:lang w:val="en-US"/>
+        </w:rPr>
+        <w:br/>
+        <w:t xml:space="preserve">    </w:t>
+      </w:r>
+      <w:r>
+        <w:rPr>
+          <w:lang w:val="en-US"/>
+        </w:rPr>
+        <w:t xml:space="preserve">  └─────</w:t>
+      </w:r>
+      <w:r>
+        <w:rPr>
+          <w:rFonts w:ascii="MS Gothic" w:eastAsia="MS Gothic" w:hAnsi="MS Gothic" w:cs="MS Gothic" w:hint="eastAsia"/>
+          <w:lang w:val="en-US"/>
+        </w:rPr>
+        <w:t>┬</w:t>
+      </w:r>
+      <w:r>
+        <w:rPr>
+          <w:rFonts w:ascii="Aptos" w:hAnsi="Aptos" w:cs="Aptos"/>
+          <w:lang w:val="en-US"/>
+        </w:rPr>
+        <w:t>────┘</w:t>
+      </w:r>
+      <w:r>
+        <w:rPr>
+          <w:rFonts w:ascii="Aptos" w:hAnsi="Aptos" w:cs="Aptos"/>
+          <w:lang w:val="en-US"/>
+        </w:rPr>
+        <w:br/>
+      </w:r>
+      <w:r>
+        <w:rPr>
+          <w:lang w:val="en-US"/>
+        </w:rPr>
+        <w:t xml:space="preserve">                     </w:t>
+      </w:r>
+      <w:r>
+        <w:rPr>
+          <w:lang w:val="en-US"/>
+        </w:rPr>
+        <w:t xml:space="preserve"> │</w:t>
+      </w:r>
+      <w:r>
+        <w:rPr>
+          <w:lang w:val="en-US"/>
+        </w:rPr>
+        <w:br/>
+        <w:t xml:space="preserve">           </w:t>
+      </w:r>
+      <w:r>
+        <w:rPr>
+          <w:lang w:val="en-US"/>
+        </w:rPr>
+        <w:t xml:space="preserve"> cache mis</w:t>
+      </w:r>
+      <w:r>
+        <w:rPr>
+          <w:lang w:val="en-US"/>
+        </w:rPr>
+        <w:t>s</w:t>
+      </w:r>
+      <w:r>
+        <w:rPr>
+          <w:lang w:val="en-US"/>
+        </w:rPr>
+        <w:br/>
+        <w:t xml:space="preserve">               </w:t>
+      </w:r>
+      <w:r>
+        <w:rPr>
+          <w:lang w:val="en-US"/>
+        </w:rPr>
+        <w:t xml:space="preserve">       │</w:t>
+      </w:r>
+      <w:r>
+        <w:rPr>
+          <w:lang w:val="en-US"/>
+        </w:rPr>
+        <w:br/>
+        <w:t xml:space="preserve">                 </w:t>
+      </w:r>
+      <w:r>
+        <w:rPr>
+          <w:lang w:val="en-US"/>
+        </w:rPr>
+        <w:t xml:space="preserve">    </w:t>
+      </w:r>
+      <w:r>
+        <w:rPr>
+          <w:rFonts w:ascii="Arial" w:hAnsi="Arial" w:cs="Arial"/>
+          <w:lang w:val="en-US"/>
+        </w:rPr>
+        <w:t>▼</w:t>
+      </w:r>
+      <w:r>
+        <w:rPr>
+          <w:lang w:val="en-US"/>
+        </w:rPr>
+        <w:br/>
+        <w:t xml:space="preserve">                 </w:t>
+      </w:r>
+      <w:r>
+        <w:rPr>
+          <w:lang w:val="en-US"/>
+        </w:rPr>
+        <w:t>Pager</w:t>
+      </w:r>
+      <w:r>
+        <w:rPr>
+          <w:lang w:val="en-US"/>
+        </w:rPr>
+        <w:br/>
+        <w:t xml:space="preserve">                      </w:t>
+      </w:r>
+      <w:r>
+        <w:rPr>
+          <w:lang w:val="en-US"/>
+        </w:rPr>
+        <w:t>│</w:t>
+      </w:r>
+      <w:r>
+        <w:rPr>
+          <w:lang w:val="en-US"/>
+        </w:rPr>
+        <w:br/>
+        <w:t xml:space="preserve">                     </w:t>
+      </w:r>
+      <w:r>
+        <w:rPr>
+          <w:rFonts w:ascii="Arial" w:hAnsi="Arial" w:cs="Arial"/>
+          <w:lang w:val="en-US"/>
+        </w:rPr>
+        <w:t>▼</w:t>
+      </w:r>
+    </w:p>
+    <w:p>
+      <w:pPr>
+        <w:rPr>
+          <w:lang w:val="en-US"/>
+        </w:rPr>
+      </w:pPr>
+      <w:r>
+        <w:rPr>
+          <w:lang w:val="en-US"/>
+        </w:rPr>
+        <w:t xml:space="preserve">             database.db</w:t>
+      </w:r>
+    </w:p>
+    <w:p>
+      <w:pPr>
+        <w:rPr>
+          <w:lang w:val="en-US"/>
+        </w:rPr>
+      </w:pPr>
+    </w:p>
+    <w:p>
+      <w:pPr>
+        <w:rPr>
+          <w:lang w:val="en-US"/>
+        </w:rPr>
+      </w:pPr>
+    </w:p>
+    <w:p>
+      <w:pPr>
+        <w:rPr>
+          <w:lang w:val="en-US"/>
+        </w:rPr>
+      </w:pPr>
+      <w:r>
+        <w:rPr>
+          <w:lang w:val="en-US"/>
+        </w:rPr>
+        <w:t>FIRST we ask and check in ram if not there then we go to disc so that if there is a repetitive elemnt being called we don’t have to read disc again and again ‘</w:t>
+      </w:r>
+    </w:p>
+    <w:p>
+      <w:r>
+        <w:t xml:space="preserve">We'll implement </w:t>
+      </w:r>
+      <w:r>
+        <w:rPr>
+          <w:b/>
+          <w:bCs/>
+        </w:rPr>
+        <w:t>LRU eviction and dirty pages</w:t>
+      </w:r>
+      <w:r>
+        <w:t xml:space="preserve"> next. That will make this a real buffer manager rather than just a simple page cache.</w:t>
+      </w:r>
+    </w:p>
+    <w:p>
+      <w:r>
+        <w:t xml:space="preserve">LRU (LEAST RECENTLY USED) : basically we keep the most recently used page in ram </w:t>
+      </w:r>
+      <w:r>
+        <w:br/>
+        <w:t>DIRTY PAGES : basically when we have accessed a page using ram like it has been taken from ram and not directly form disc when we evict it from  ram using lru we need it to write itself onto the disc because the disc still contains the old version as changes were only made to the page in ram THIS CONCEPT IS “DIRTY PAGES”.</w:t>
+      </w:r>
+    </w:p>
+    <w:p/>
+    <w:p>
+      <w:r>
+        <w:drawing>
+          <wp:inline distT="0" distB="0" distL="0" distR="0" wp14:anchorId="09FA7B96" wp14:editId="7C39AEEC">
+            <wp:extent cx="4662805" cy="1402080"/>
+            <wp:effectExtent l="0" t="0" r="4445" b="7620"/>
+            <wp:docPr id="232826619" name="Picture 1"/>
+            <wp:cNvGraphicFramePr>
+              <a:graphicFrameLocks xmlns:a="http://schemas.openxmlformats.org/drawingml/2006/main" noChangeAspect="1"/>
+            </wp:cNvGraphicFramePr>
+            <a:graphic xmlns:a="http://schemas.openxmlformats.org/drawingml/2006/main">
+              <a:graphicData uri="http://schemas.openxmlformats.org/drawingml/2006/picture">
+                <pic:pic xmlns:pic="http://schemas.openxmlformats.org/drawingml/2006/picture">
+                  <pic:nvPicPr>
+                    <pic:cNvPr id="232826619" name=""/>
+                    <pic:cNvPicPr/>
+                  </pic:nvPicPr>
+                  <pic:blipFill>
+                    <a:blip r:embed="rId7"/>
+                    <a:stretch>
+                      <a:fillRect/>
+                    </a:stretch>
+                  </pic:blipFill>
+                  <pic:spPr>
+                    <a:xfrm>
+                      <a:off x="0" y="0"/>
+                      <a:ext cx="4675276" cy="1405830"/>
+                    </a:xfrm>
+                    <a:prstGeom prst="rect">
+                      <a:avLst/>
+                    </a:prstGeom>
+                  </pic:spPr>
+                </pic:pic>
+              </a:graphicData>
+            </a:graphic>
+          </wp:inline>
+        </w:drawing>
+      </w:r>
+    </w:p>
+    <w:p>
+      <w:r>
+        <w:lastRenderedPageBreak/>
+        <w:t xml:space="preserve">CURRENT PROCESSING WORKFLOW </w:t>
+      </w:r>
+      <w:r>
+        <w:br/>
+      </w:r>
+      <w:r>
+        <w:t xml:space="preserve">                    GetPage(3)</w:t>
+      </w:r>
+      <w:r>
+        <w:br/>
+        <w:t xml:space="preserve">                        </w:t>
+      </w:r>
+      <w:r>
+        <w:t xml:space="preserve">   │</w:t>
+      </w:r>
+      <w:r>
+        <w:br/>
+        <w:t xml:space="preserve">                         </w:t>
+      </w:r>
+      <w:r>
+        <w:t xml:space="preserve"> </w:t>
+      </w:r>
+      <w:r>
+        <w:rPr>
+          <w:rFonts w:ascii="Arial" w:hAnsi="Arial" w:cs="Arial"/>
+        </w:rPr>
+        <w:t>▼</w:t>
+      </w:r>
+    </w:p>
+    <w:p>
+      <w:r>
+        <w:t xml:space="preserve">                 Is Page 3 cached</w:t>
+      </w:r>
+      <w:r>
+        <w:t>?</w:t>
+      </w:r>
+      <w:r>
+        <w:br/>
+        <w:t xml:space="preserve">                   </w:t>
+      </w:r>
+      <w:r>
+        <w:t xml:space="preserve">     /           </w:t>
+      </w:r>
+      <w:r>
+        <w:t xml:space="preserve">           </w:t>
+      </w:r>
+      <w:r>
+        <w:t>\</w:t>
+      </w:r>
+      <w:r>
+        <w:br/>
+        <w:t xml:space="preserve">                 </w:t>
+      </w:r>
+      <w:r>
+        <w:t xml:space="preserve">YES            </w:t>
+      </w:r>
+      <w:r>
+        <w:t xml:space="preserve">           </w:t>
+      </w:r>
+      <w:r>
+        <w:t>NO</w:t>
+      </w:r>
+      <w:r>
+        <w:br/>
+        <w:t xml:space="preserve">                   </w:t>
+      </w:r>
+      <w:r>
+        <w:t xml:space="preserve"> │</w:t>
+      </w:r>
+      <w:r>
+        <w:t xml:space="preserve">   </w:t>
+      </w:r>
+      <w:r>
+        <w:t xml:space="preserve">            </w:t>
+      </w:r>
+      <w:r>
+        <w:t xml:space="preserve">   </w:t>
+      </w:r>
+      <w:r>
+        <w:t xml:space="preserve">  </w:t>
+      </w:r>
+      <w:r>
+        <w:t xml:space="preserve">        </w:t>
+      </w:r>
+      <w:r>
+        <w:t>│</w:t>
+      </w:r>
+      <w:r>
+        <w:br/>
+        <w:t xml:space="preserve">                   </w:t>
+      </w:r>
+      <w:r>
+        <w:rPr>
+          <w:rFonts w:ascii="Arial" w:hAnsi="Arial" w:cs="Arial"/>
+        </w:rPr>
+        <w:t>▼</w:t>
+      </w:r>
+      <w:r>
+        <w:t xml:space="preserve">              </w:t>
+      </w:r>
+      <w:r>
+        <w:t xml:space="preserve">            </w:t>
+      </w:r>
+      <w:r>
+        <w:rPr>
+          <w:rFonts w:ascii="Arial" w:hAnsi="Arial" w:cs="Arial"/>
+        </w:rPr>
+        <w:t>▼</w:t>
+      </w:r>
+      <w:r>
+        <w:rPr>
+          <w:rFonts w:ascii="Arial" w:hAnsi="Arial" w:cs="Arial"/>
+        </w:rPr>
+        <w:br/>
+        <w:t xml:space="preserve">       </w:t>
+      </w:r>
+      <w:r>
+        <w:t xml:space="preserve">Move front  </w:t>
+      </w:r>
+      <w:r>
+        <w:t xml:space="preserve">   </w:t>
+      </w:r>
+      <w:r>
+        <w:t xml:space="preserve">   </w:t>
+      </w:r>
+      <w:r>
+        <w:t xml:space="preserve">       </w:t>
+      </w:r>
+      <w:r>
+        <w:t xml:space="preserve"> Pool full</w:t>
+      </w:r>
+      <w:r>
+        <w:br/>
+        <w:t xml:space="preserve">          </w:t>
+      </w:r>
+      <w:r>
+        <w:t xml:space="preserve">   </w:t>
+      </w:r>
+      <w:r>
+        <w:t xml:space="preserve">  </w:t>
+      </w:r>
+      <w:r>
+        <w:t xml:space="preserve">     │</w:t>
+      </w:r>
+      <w:r>
+        <w:t xml:space="preserve">   </w:t>
+      </w:r>
+      <w:r>
+        <w:t xml:space="preserve">        </w:t>
+      </w:r>
+      <w:r>
+        <w:t xml:space="preserve">        </w:t>
+      </w:r>
+      <w:r>
+        <w:t xml:space="preserve">    </w:t>
+      </w:r>
+      <w:r>
+        <w:t xml:space="preserve">      </w:t>
+      </w:r>
+      <w:r>
+        <w:t>/</w:t>
+      </w:r>
+      <w:r>
+        <w:t xml:space="preserve">    </w:t>
+      </w:r>
+      <w:r>
+        <w:t xml:space="preserve">     </w:t>
+      </w:r>
+      <w:r>
+        <w:t xml:space="preserve">   </w:t>
+      </w:r>
+      <w:r>
+        <w:t>\</w:t>
+      </w:r>
+      <w:r>
+        <w:br/>
+        <w:t xml:space="preserve">                 </w:t>
+      </w:r>
+      <w:r>
+        <w:t xml:space="preserve">   │         </w:t>
+      </w:r>
+      <w:r>
+        <w:t xml:space="preserve">              </w:t>
+      </w:r>
+      <w:r>
+        <w:t xml:space="preserve"> YES     </w:t>
+      </w:r>
+      <w:r>
+        <w:t xml:space="preserve">    </w:t>
+      </w:r>
+      <w:r>
+        <w:t xml:space="preserve"> N</w:t>
+      </w:r>
+      <w:r>
+        <w:t>O</w:t>
+      </w:r>
+      <w:r>
+        <w:br/>
+        <w:t xml:space="preserve">                   </w:t>
+      </w:r>
+      <w:r>
+        <w:t xml:space="preserve"> │          </w:t>
+      </w:r>
+      <w:r>
+        <w:t xml:space="preserve">                 </w:t>
+      </w:r>
+      <w:r>
+        <w:t xml:space="preserve"> │        </w:t>
+      </w:r>
+      <w:r>
+        <w:t xml:space="preserve">     </w:t>
+      </w:r>
+      <w:r>
+        <w:t>│</w:t>
+      </w:r>
+      <w:r>
+        <w:br/>
+        <w:t xml:space="preserve">                    </w:t>
+      </w:r>
+      <w:r>
+        <w:t xml:space="preserve">│          </w:t>
+      </w:r>
+      <w:r>
+        <w:t xml:space="preserve">               </w:t>
+      </w:r>
+      <w:r>
+        <w:t xml:space="preserve"> </w:t>
+      </w:r>
+      <w:r>
+        <w:rPr>
+          <w:rFonts w:ascii="Arial" w:hAnsi="Arial" w:cs="Arial"/>
+        </w:rPr>
+        <w:t>▼</w:t>
+      </w:r>
+      <w:r>
+        <w:t xml:space="preserve">        </w:t>
+      </w:r>
+      <w:r>
+        <w:t xml:space="preserve">    </w:t>
+      </w:r>
+      <w:r>
+        <w:rPr>
+          <w:rFonts w:ascii="Aptos" w:hAnsi="Aptos" w:cs="Aptos"/>
+        </w:rPr>
+        <w:t>│</w:t>
+      </w:r>
+      <w:r>
+        <w:br/>
+        <w:t xml:space="preserve">                    </w:t>
+      </w:r>
+      <w:r>
+        <w:t xml:space="preserve">│        </w:t>
+      </w:r>
+      <w:r>
+        <w:t xml:space="preserve">                 </w:t>
+      </w:r>
+      <w:r>
+        <w:t xml:space="preserve">Evict      </w:t>
+      </w:r>
+      <w:r>
+        <w:t xml:space="preserve"> </w:t>
+      </w:r>
+      <w:r>
+        <w:t xml:space="preserve"> │</w:t>
+      </w:r>
+      <w:r>
+        <w:br/>
+        <w:t xml:space="preserve">                    </w:t>
+      </w:r>
+      <w:r>
+        <w:t xml:space="preserve">│           </w:t>
+      </w:r>
+      <w:r>
+        <w:t xml:space="preserve">                </w:t>
+      </w:r>
+      <w:r>
+        <w:t xml:space="preserve">│       </w:t>
+      </w:r>
+      <w:r>
+        <w:t xml:space="preserve">   </w:t>
+      </w:r>
+      <w:r>
+        <w:t xml:space="preserve"> </w:t>
+      </w:r>
+      <w:r>
+        <w:t xml:space="preserve"> </w:t>
+      </w:r>
+      <w:r>
+        <w:t>│</w:t>
+      </w:r>
+      <w:r>
+        <w:br/>
+        <w:t xml:space="preserve">                    </w:t>
+      </w:r>
+      <w:r>
+        <w:t xml:space="preserve">│       </w:t>
+      </w:r>
+      <w:r>
+        <w:t xml:space="preserve">               </w:t>
+      </w:r>
+      <w:r>
+        <w:t xml:space="preserve">    └</w:t>
+      </w:r>
+      <w:r>
+        <w:t xml:space="preserve"> </w:t>
+      </w:r>
+      <w:r>
+        <w:t xml:space="preserve">──┐  </w:t>
+      </w:r>
+      <w:r>
+        <w:t xml:space="preserve">    </w:t>
+      </w:r>
+      <w:r>
+        <w:t>│</w:t>
+      </w:r>
+      <w:r>
+        <w:t xml:space="preserve"> </w:t>
+      </w:r>
+      <w:r>
+        <w:br/>
+        <w:t xml:space="preserve">                    </w:t>
+      </w:r>
+      <w:r>
+        <w:t xml:space="preserve">│               </w:t>
+      </w:r>
+      <w:r>
+        <w:t xml:space="preserve">                    </w:t>
+      </w:r>
+      <w:r>
+        <w:t xml:space="preserve">│ </w:t>
+      </w:r>
+      <w:r>
+        <w:t xml:space="preserve">   </w:t>
+      </w:r>
+      <w:r>
+        <w:t xml:space="preserve">  │</w:t>
+      </w:r>
+      <w:r>
+        <w:br/>
+        <w:t xml:space="preserve">                    </w:t>
+      </w:r>
+      <w:r>
+        <w:t xml:space="preserve">│                </w:t>
+      </w:r>
+      <w:r>
+        <w:t xml:space="preserve">                  </w:t>
+      </w:r>
+      <w:r>
+        <w:rPr>
+          <w:rFonts w:ascii="Arial" w:hAnsi="Arial" w:cs="Arial"/>
+        </w:rPr>
+        <w:t>▼</w:t>
+      </w:r>
+      <w:r>
+        <w:t xml:space="preserve">   </w:t>
+      </w:r>
+      <w:r>
+        <w:rPr>
+          <w:rFonts w:ascii="Arial" w:hAnsi="Arial" w:cs="Arial"/>
+        </w:rPr>
+        <w:t>▼</w:t>
+      </w:r>
+      <w:r>
+        <w:rPr>
+          <w:rFonts w:ascii="Arial" w:hAnsi="Arial" w:cs="Arial"/>
+        </w:rPr>
+        <w:br/>
+        <w:t xml:space="preserve">               </w:t>
+      </w:r>
+      <w:r>
+        <w:t xml:space="preserve">│           </w:t>
+      </w:r>
+      <w:r>
+        <w:t xml:space="preserve">            </w:t>
+      </w:r>
+      <w:r>
+        <w:t xml:space="preserve">  Read from disk</w:t>
+      </w:r>
+      <w:r>
+        <w:br/>
+        <w:t xml:space="preserve">                    </w:t>
+      </w:r>
+      <w:r>
+        <w:t xml:space="preserve">│                </w:t>
+      </w:r>
+      <w:r>
+        <w:t xml:space="preserve">                     </w:t>
+      </w:r>
+      <w:r>
+        <w:t>│</w:t>
+      </w:r>
+      <w:r>
+        <w:br/>
+        <w:t xml:space="preserve">                    </w:t>
+      </w:r>
+      <w:r>
+        <w:t>└─────</w:t>
+      </w:r>
+      <w:r>
+        <w:rPr>
+          <w:rFonts w:ascii="MS Gothic" w:eastAsia="MS Gothic" w:hAnsi="MS Gothic" w:cs="MS Gothic" w:hint="eastAsia"/>
+        </w:rPr>
+        <w:t>┬</w:t>
+      </w:r>
+      <w:r>
+        <w:rPr>
+          <w:rFonts w:ascii="Aptos" w:hAnsi="Aptos" w:cs="Aptos"/>
+        </w:rPr>
+        <w:t>────────┘</w:t>
+      </w:r>
+      <w:r>
+        <w:br/>
+        <w:t xml:space="preserve">                                   </w:t>
+      </w:r>
+      <w:r>
+        <w:rPr>
+          <w:rFonts w:ascii="Arial" w:hAnsi="Arial" w:cs="Arial"/>
+        </w:rPr>
+        <w:t>▼</w:t>
+      </w:r>
+    </w:p>
+    <w:p>
+      <w:r>
+        <w:t xml:space="preserve">                    </w:t>
+      </w:r>
+      <w:r>
+        <w:t xml:space="preserve">    </w:t>
+      </w:r>
+      <w:r>
+        <w:t>Return Page</w:t>
+      </w:r>
+    </w:p>
+    <w:p/>
+    <w:p>
+      <w:r>
+        <w:t>NOW WE INTEGRATE TABLE WITH BUFFER POOL</w:t>
+      </w:r>
+      <w:r>
+        <w:br/>
+      </w:r>
+      <w:r>
+        <w:t>Tabl</w:t>
+      </w:r>
+      <w:r>
+        <w:t>E</w:t>
+      </w:r>
+      <w:r>
+        <w:br/>
+        <w:t xml:space="preserve">     </w:t>
+      </w:r>
+      <w:r>
+        <w:t>↓</w:t>
+      </w:r>
+      <w:r>
+        <w:br/>
+      </w:r>
+      <w:r>
+        <w:t>BufferPoo</w:t>
+      </w:r>
+      <w:r>
+        <w:br/>
+        <w:t xml:space="preserve">   </w:t>
+      </w:r>
+      <w:r>
+        <w:t xml:space="preserve">  ↓</w:t>
+      </w:r>
+      <w:r>
+        <w:br/>
+        <w:t xml:space="preserve"> </w:t>
+      </w:r>
+      <w:r>
+        <w:t>Pager</w:t>
+      </w:r>
+      <w:r>
+        <w:br/>
+        <w:t xml:space="preserve">   </w:t>
+      </w:r>
+      <w:r>
+        <w:t xml:space="preserve">  ↓</w:t>
+      </w:r>
+      <w:r>
+        <w:br/>
+      </w:r>
+      <w:r>
+        <w:t>Di</w:t>
+      </w:r>
+      <w:r>
+        <w:t>S</w:t>
+      </w:r>
+      <w:r>
+        <w:t>k</w:t>
+      </w:r>
+    </w:p>
+    <w:p/>
+    <w:p>
+      <w:r>
+        <w:br/>
+      </w:r>
+    </w:p>
+    <w:p/>
+    <w:p/>
+    <w:p/>
+    <w:p/>
+    <w:p/>
+    <w:p>
+      <w:r>
+        <w:lastRenderedPageBreak/>
+        <w:t xml:space="preserve">             TABLE</w:t>
+      </w:r>
+    </w:p>
+    <w:p>
+      <w:r>
+        <w:t xml:space="preserve">               │</w:t>
+      </w:r>
+    </w:p>
+    <w:p>
+      <w:r>
+        <w:t xml:space="preserve">               </w:t>
+      </w:r>
+      <w:r>
+        <w:rPr>
+          <w:rFonts w:ascii="Arial" w:hAnsi="Arial" w:cs="Arial"/>
+        </w:rPr>
+        <w:t>▼</w:t>
+      </w:r>
+    </w:p>
+    <w:p>
+      <w:r>
+        <w:t xml:space="preserve">         ┌─────────────┐</w:t>
+      </w:r>
+    </w:p>
+    <w:p>
+      <w:r>
+        <w:t xml:space="preserve">         │ BufferPool  </w:t>
+      </w:r>
+      <w:r>
+        <w:t xml:space="preserve">       </w:t>
+      </w:r>
+      <w:r>
+        <w:t>│</w:t>
+      </w:r>
+    </w:p>
+    <w:p>
+      <w:r>
+        <w:t xml:space="preserve">         │            </w:t>
+      </w:r>
+      <w:r>
+        <w:t xml:space="preserve">                   </w:t>
+      </w:r>
+      <w:r>
+        <w:t xml:space="preserve"> │</w:t>
+      </w:r>
+    </w:p>
+    <w:p>
+      <w:r>
+        <w:t xml:space="preserve">         │ Cache      </w:t>
+      </w:r>
+      <w:r>
+        <w:t xml:space="preserve">          </w:t>
+      </w:r>
+      <w:r>
+        <w:t xml:space="preserve"> │</w:t>
+      </w:r>
+    </w:p>
+    <w:p>
+      <w:r>
+        <w:t xml:space="preserve">         │ LRU       </w:t>
+      </w:r>
+      <w:r>
+        <w:t xml:space="preserve">             </w:t>
+      </w:r>
+      <w:r>
+        <w:t xml:space="preserve">  │</w:t>
+      </w:r>
+    </w:p>
+    <w:p>
+      <w:r>
+        <w:t xml:space="preserve">         │ Dirty bits  </w:t>
+      </w:r>
+      <w:r>
+        <w:t xml:space="preserve">           </w:t>
+      </w:r>
+      <w:r>
+        <w:t>│</w:t>
+      </w:r>
+    </w:p>
+    <w:p>
+      <w:r>
+        <w:t xml:space="preserve">         └──────</w:t>
+      </w:r>
+      <w:r>
+        <w:rPr>
+          <w:rFonts w:ascii="MS Gothic" w:eastAsia="MS Gothic" w:hAnsi="MS Gothic" w:cs="MS Gothic" w:hint="eastAsia"/>
+        </w:rPr>
+        <w:t>┬</w:t>
+      </w:r>
+      <w:r>
+        <w:rPr>
+          <w:rFonts w:ascii="Aptos" w:hAnsi="Aptos" w:cs="Aptos"/>
+        </w:rPr>
+        <w:t>──────┘</w:t>
+      </w:r>
+    </w:p>
+    <w:p>
+      <w:r>
+        <w:t xml:space="preserve">                │</w:t>
+      </w:r>
+    </w:p>
+    <w:p>
+      <w:r>
+        <w:t xml:space="preserve">                </w:t>
+      </w:r>
+      <w:r>
+        <w:rPr>
+          <w:rFonts w:ascii="Arial" w:hAnsi="Arial" w:cs="Arial"/>
+        </w:rPr>
+        <w:t>▼</w:t>
+      </w:r>
+    </w:p>
+    <w:p>
+      <w:r>
+        <w:t xml:space="preserve">             PAGER</w:t>
+      </w:r>
+    </w:p>
+    <w:p>
+      <w:r>
+        <w:t xml:space="preserve">                │</w:t>
+      </w:r>
+    </w:p>
+    <w:p>
+      <w:r>
+        <w:t xml:space="preserve">                </w:t>
+      </w:r>
+      <w:r>
+        <w:rPr>
+          <w:rFonts w:ascii="Arial" w:hAnsi="Arial" w:cs="Arial"/>
+        </w:rPr>
+        <w:t>▼</w:t>
+      </w:r>
+    </w:p>
+    <w:p>
+      <w:r>
+        <w:t xml:space="preserve">          database.db</w:t>
+      </w:r>
+    </w:p>
+    <w:p>
+      <w:r>
+        <w:t xml:space="preserve">NOTE : Now we will be adding a “pinning ” feature to buffer_pool.go basically what pinning is that lets assum a page 0 is being used but due to lru the system evicts it then we will be facing an issue as out work was stopped in between and we lost the progress till then </w:t>
+      </w:r>
+      <w:r>
+        <w:br/>
+        <w:t>This features give us protection against automatic eviction .</w:t>
+      </w:r>
+    </w:p>
+    <w:p/>
+    <w:p>
+      <w:r>
+        <w:t xml:space="preserve">              Buffer Pool</w:t>
+      </w:r>
+    </w:p>
+    <w:p>
+      <w:r>
+        <w:t xml:space="preserve">        ┌─────────────────────┐</w:t>
+      </w:r>
+      <w:r>
+        <w:br/>
+        <w:t xml:space="preserve">     </w:t>
+      </w:r>
+      <w:r>
+        <w:t xml:space="preserve">   │ Page </w:t>
+      </w:r>
+      <w:r>
+        <w:t xml:space="preserve">      </w:t>
+      </w:r>
+      <w:r>
+        <w:t xml:space="preserve">│ Dirty </w:t>
+      </w:r>
+      <w:r>
+        <w:t xml:space="preserve">  </w:t>
+      </w:r>
+      <w:r>
+        <w:t xml:space="preserve">│ Pin </w:t>
+      </w:r>
+      <w:r>
+        <w:t xml:space="preserve">      </w:t>
+      </w:r>
+      <w:r>
+        <w:t>│</w:t>
+      </w:r>
+      <w:r>
+        <w:t xml:space="preserve"> </w:t>
+      </w:r>
+      <w:r>
+        <w:br/>
+        <w:t xml:space="preserve">     </w:t>
+      </w:r>
+      <w:r>
+        <w:t xml:space="preserve">   │  0   </w:t>
+      </w:r>
+      <w:r>
+        <w:t xml:space="preserve">          </w:t>
+      </w:r>
+      <w:r>
+        <w:t xml:space="preserve">│   ✓  </w:t>
+      </w:r>
+      <w:r>
+        <w:t xml:space="preserve">     </w:t>
+      </w:r>
+      <w:r>
+        <w:t xml:space="preserve"> │  1 </w:t>
+      </w:r>
+      <w:r>
+        <w:t xml:space="preserve">        </w:t>
+      </w:r>
+      <w:r>
+        <w:t xml:space="preserve"> │ ← cannot evict</w:t>
+      </w:r>
+      <w:r>
+        <w:br/>
+        <w:t xml:space="preserve">     </w:t>
+      </w:r>
+      <w:r>
+        <w:t xml:space="preserve">   │  1   </w:t>
+      </w:r>
+      <w:r>
+        <w:t xml:space="preserve">          </w:t>
+      </w:r>
+      <w:r>
+        <w:t xml:space="preserve">│ </w:t>
+      </w:r>
+      <w:r>
+        <w:t xml:space="preserve"> </w:t>
+      </w:r>
+      <w:r>
+        <w:t xml:space="preserve">  </w:t>
+      </w:r>
+      <w:r>
+        <w:rPr>
+          <w:rFonts w:ascii="Segoe UI Symbol" w:hAnsi="Segoe UI Symbol" w:cs="Segoe UI Symbol"/>
+        </w:rPr>
+        <w:t>✗</w:t>
+      </w:r>
+      <w:r>
+        <w:t xml:space="preserve">  </w:t>
+      </w:r>
+      <w:r>
+        <w:t xml:space="preserve">     </w:t>
+      </w:r>
+      <w:r>
+        <w:rPr>
+          <w:rFonts w:ascii="Aptos" w:hAnsi="Aptos" w:cs="Aptos"/>
+        </w:rPr>
+        <w:t>│</w:t>
+      </w:r>
+      <w:r>
+        <w:t xml:space="preserve">  0   </w:t>
+      </w:r>
+      <w:r>
+        <w:t xml:space="preserve">       </w:t>
+      </w:r>
+      <w:r>
+        <w:rPr>
+          <w:rFonts w:ascii="Aptos" w:hAnsi="Aptos" w:cs="Aptos"/>
+        </w:rPr>
+        <w:t>│</w:t>
+      </w:r>
+      <w:r>
+        <w:rPr>
+          <w:rFonts w:ascii="Aptos" w:hAnsi="Aptos" w:cs="Aptos"/>
+        </w:rPr>
+        <w:t xml:space="preserve"> </w:t>
+      </w:r>
+      <w:r>
+        <w:t xml:space="preserve"> </w:t>
+      </w:r>
+      <w:r>
+        <w:rPr>
+          <w:rFonts w:ascii="Aptos" w:hAnsi="Aptos" w:cs="Aptos"/>
+        </w:rPr>
+        <w:t>←</w:t>
+      </w:r>
+      <w:r>
+        <w:t xml:space="preserve"> candidate</w:t>
+      </w:r>
+      <w:r>
+        <w:br/>
+        <w:t xml:space="preserve">    </w:t>
+      </w:r>
+      <w:r>
+        <w:t xml:space="preserve">    │  2   </w:t>
+      </w:r>
+      <w:r>
+        <w:t xml:space="preserve">          </w:t>
+      </w:r>
+      <w:r>
+        <w:t xml:space="preserve">│   ✓  </w:t>
+      </w:r>
+      <w:r>
+        <w:t xml:space="preserve">      </w:t>
+      </w:r>
+      <w:r>
+        <w:t xml:space="preserve">│  0   </w:t>
+      </w:r>
+      <w:r>
+        <w:t xml:space="preserve">       </w:t>
+      </w:r>
+      <w:r>
+        <w:t>│ ← candidate</w:t>
+      </w:r>
+      <w:r>
+        <w:br/>
+        <w:t xml:space="preserve">    </w:t>
+      </w:r>
+      <w:r>
+        <w:t xml:space="preserve">    └─────────────────────┘</w:t>
+      </w:r>
+    </w:p>
+    <w:p>
+      <w:r>
+        <w:t xml:space="preserve">                    │</w:t>
+      </w:r>
+    </w:p>
+    <w:p>
+      <w:r>
+        <w:t xml:space="preserve">                    </w:t>
+      </w:r>
+      <w:r>
+        <w:rPr>
+          <w:rFonts w:ascii="Arial" w:hAnsi="Arial" w:cs="Arial"/>
+        </w:rPr>
+        <w:t>▼</w:t>
+      </w:r>
+    </w:p>
+    <w:p>
+      <w:r>
+        <w:t xml:space="preserve">                  LRU</w:t>
+      </w:r>
+    </w:p>
+    <w:p/>
+    <w:p>
+      <w:r>
+        <w:t>NOW WE JUST NEED TO FIX THE PERMANENT PINNING ISSUE FROM TABLE.GO</w:t>
+      </w:r>
+      <w:r>
+        <w:br/>
+        <w:t>THEN WE WILL MOVE ON TO THE B+ TREE.</w:t>
+      </w:r>
+    </w:p>
+    <w:p>
+      <w:r>
+        <w:lastRenderedPageBreak/>
+        <w:t>CURRENTLY STORAGE ENGINE COMPLETE</w:t>
+      </w:r>
+      <w:r>
+        <w:br/>
+      </w:r>
+      <w:r>
+        <w:t xml:space="preserve">          </w:t>
+      </w:r>
+      <w:r>
+        <w:t xml:space="preserve">      </w:t>
+      </w:r>
+      <w:r>
+        <w:t xml:space="preserve">          mydb-go</w:t>
+      </w:r>
+      <w:r>
+        <w:br/>
+        <w:t xml:space="preserve">                                  </w:t>
+      </w:r>
+      <w:r>
+        <w:t xml:space="preserve"> │</w:t>
+      </w:r>
+      <w:r>
+        <w:br/>
+        <w:t xml:space="preserve">  </w:t>
+      </w:r>
+      <w:r>
+        <w:t>┌────────────</w:t>
+      </w:r>
+      <w:r>
+        <w:rPr>
+          <w:rFonts w:ascii="MS Gothic" w:eastAsia="MS Gothic" w:hAnsi="MS Gothic" w:cs="MS Gothic" w:hint="eastAsia"/>
+        </w:rPr>
+        <w:t>┴</w:t>
+      </w:r>
+      <w:r>
+        <w:rPr>
+          <w:rFonts w:ascii="Aptos" w:hAnsi="Aptos" w:cs="Aptos"/>
+        </w:rPr>
+        <w:t>────────────┐</w:t>
+      </w:r>
+      <w:r>
+        <w:br/>
+        <w:t xml:space="preserve">  </w:t>
+      </w:r>
+      <w:r>
+        <w:t xml:space="preserve">↓         </w:t>
+      </w:r>
+      <w:r>
+        <w:t xml:space="preserve">                                      </w:t>
+      </w:r>
+      <w:r>
+        <w:t xml:space="preserve">                ↓</w:t>
+      </w:r>
+      <w:r>
+        <w:br/>
+      </w:r>
+      <w:r>
+        <w:t xml:space="preserve">    Database       </w:t>
+      </w:r>
+      <w:r>
+        <w:t xml:space="preserve">                </w:t>
+      </w:r>
+      <w:r>
+        <w:t xml:space="preserve">          Storage</w:t>
+      </w:r>
+      <w:r>
+        <w:br/>
+        <w:t xml:space="preserve">          </w:t>
+      </w:r>
+      <w:r>
+        <w:t>│                         │</w:t>
+      </w:r>
+    </w:p>
+    <w:p>
+      <w:r>
+        <w:t xml:space="preserve">        Table                    Pager</w:t>
+      </w:r>
+    </w:p>
+    <w:p>
+      <w:r>
+        <w:t xml:space="preserve">          │                         │</w:t>
+      </w:r>
+    </w:p>
+    <w:p>
+      <w:r>
+        <w:t xml:space="preserve">          ↓                         ↓</w:t>
+      </w:r>
+    </w:p>
+    <w:p>
+      <w:r>
+        <w:t xml:space="preserve">     Buffer Pool              database.db</w:t>
+      </w:r>
+    </w:p>
+    <w:p>
+      <w:r>
+        <w:t xml:space="preserve"> </w:t>
+      </w:r>
+      <w:r>
+        <w:t xml:space="preserve">       </w:t>
+      </w:r>
+      <w:r>
+        <w:t xml:space="preserve">         │</w:t>
+      </w:r>
+      <w:r>
+        <w:br/>
+        <w:t xml:space="preserve"> </w:t>
+      </w:r>
+      <w:r>
+        <w:t>┌─────</w:t>
+      </w:r>
+      <w:r>
+        <w:rPr>
+          <w:rFonts w:ascii="MS Gothic" w:eastAsia="MS Gothic" w:hAnsi="MS Gothic" w:cs="MS Gothic" w:hint="eastAsia"/>
+        </w:rPr>
+        <w:t>┴</w:t>
+      </w:r>
+      <w:r>
+        <w:rPr>
+          <w:rFonts w:ascii="Aptos" w:hAnsi="Aptos" w:cs="Aptos"/>
+        </w:rPr>
+        <w:t>─────┐</w:t>
+      </w:r>
+    </w:p>
+    <w:p>
+      <w:r>
+        <w:t xml:space="preserve"> ↓ </w:t>
+      </w:r>
+      <w:r>
+        <w:t xml:space="preserve">       </w:t>
+      </w:r>
+      <w:r>
+        <w:t xml:space="preserve">    ↓    </w:t>
+      </w:r>
+      <w:r>
+        <w:t xml:space="preserve">         </w:t>
+      </w:r>
+      <w:r>
+        <w:t xml:space="preserve"> ↓</w:t>
+      </w:r>
+    </w:p>
+    <w:p>
+      <w:r>
+        <w:t xml:space="preserve">LRU   </w:t>
+      </w:r>
+      <w:r>
+        <w:t xml:space="preserve">  </w:t>
+      </w:r>
+      <w:r>
+        <w:t>Dirty</w:t>
+      </w:r>
+      <w:r>
+        <w:t xml:space="preserve">     </w:t>
+      </w:r>
+      <w:r>
+        <w:t xml:space="preserve">  Pin</w:t>
+      </w:r>
+    </w:p>
+    <w:p/>
+    <w:p/>
+    <w:p/>
+    <w:p/>
+    <w:p/>
+    <w:p/>
+    <w:p/>
+    <w:p/>
+    <w:p/>
+    <w:p/>
+    <w:p/>
+    <w:p/>
+    <w:p/>
+    <w:p/>
+    <w:p/>
+    <w:p/>
+    <w:p/>
+    <w:p/>
+    <w:p>
+      <w:r>
+        <w:lastRenderedPageBreak/>
+        <w:t>****B+ TREE****</w:t>
+      </w:r>
+    </w:p>
+    <w:p/>
     <w:sectPr>
       <w:pgSz w:w="11906" w:h="16838"/>
       <w:pgMar w:top="1440" w:right="1440" w:bottom="1440" w:left="1440" w:header="708" w:footer="708" w:gutter="0"/>
@@ -2568,6 +4696,19 @@
       <w:spacing w:val="5"/>
     </w:rPr>
   </w:style>
+  <w:style w:type="paragraph" w:styleId="NormalWeb">
+    <w:name w:val="Normal (Web)"/>
+    <w:basedOn w:val="Normal"/>
+    <w:uiPriority w:val="99"/>
+    <w:semiHidden/>
+    <w:unhideWhenUsed/>
+    <w:rsid w:val="007125A7"/>
+    <w:rPr>
+      <w:rFonts w:ascii="Times New Roman" w:hAnsi="Times New Roman" w:cs="Times New Roman"/>
+      <w:sz w:val="24"/>
+      <w:szCs w:val="24"/>
+    </w:rPr>
+  </w:style>
 </w:styles>
 </file>
 
